--- a/00-首页/题组Word/习题书/第三篇-有机化学/11-反应机理与推断-学生版.docx
+++ b/00-首页/题组Word/习题书/第三篇-有机化学/11-反应机理与推断-学生版.docx
@@ -5977,14 +5977,18 @@
         </w:rPr>
         <w:t>：</w:t>
       </w:r>
-    </w:p>
-    <w:p>
-      <w:pPr>
-        <w:numPr>
-          <w:ilvl w:val="0"/>
-          <w:numId w:val="1001"/>
-        </w:numPr>
-      </w:pPr>
+      <w:r>
+        <w:rPr>
+          <w:rFonts w:ascii="Times New Roman" w:hAnsi="Times New Roman" w:eastAsia="Times New Roman" w:cs="Times New Roman"/>
+        </w:rPr>
+        <w:t xml:space="preserve"> </w:t>
+      </w:r>
+      <w:r>
+        <w:rPr>
+          <w:rFonts w:ascii="Times New Roman" w:hAnsi="Times New Roman" w:eastAsia="Times New Roman" w:cs="Times New Roman"/>
+        </w:rPr>
+        <w:t xml:space="preserve">- </w:t>
+      </w:r>
       <w:r>
         <w:rPr>
           <w:rFonts w:hint="eastAsia" w:ascii="Times New Roman" w:hAnsi="Times New Roman" w:eastAsia="FangSong" w:cs="Times New Roman"/>
@@ -6021,14 +6025,18 @@
         </w:rPr>
         <w:t>）</w:t>
       </w:r>
-    </w:p>
-    <w:p>
-      <w:pPr>
-        <w:numPr>
-          <w:ilvl w:val="0"/>
-          <w:numId w:val="1001"/>
-        </w:numPr>
-      </w:pPr>
+      <w:r>
+        <w:rPr>
+          <w:rFonts w:ascii="Times New Roman" w:hAnsi="Times New Roman" w:eastAsia="Times New Roman" w:cs="Times New Roman"/>
+        </w:rPr>
+        <w:t xml:space="preserve"> </w:t>
+      </w:r>
+      <w:r>
+        <w:rPr>
+          <w:rFonts w:ascii="Times New Roman" w:hAnsi="Times New Roman" w:eastAsia="Times New Roman" w:cs="Times New Roman"/>
+        </w:rPr>
+        <w:t xml:space="preserve">- </w:t>
+      </w:r>
       <w:r>
         <w:rPr>
           <w:rFonts w:hint="eastAsia" w:ascii="Times New Roman" w:hAnsi="Times New Roman" w:eastAsia="FangSong" w:cs="Times New Roman"/>
@@ -6068,7 +6076,7 @@
     </w:p>
     <w:p>
       <w:pPr>
-        <w:pStyle w:val="FirstParagraph"/>
+        <w:pStyle w:val="BodyText"/>
       </w:pPr>
       <w:r>
         <w:rPr>
@@ -6084,14 +6092,18 @@
         </w:rPr>
         <w:t xml:space="preserve">：</w:t>
       </w:r>
-    </w:p>
-    <w:p>
-      <w:pPr>
-        <w:numPr>
-          <w:ilvl w:val="0"/>
-          <w:numId w:val="1002"/>
-        </w:numPr>
-      </w:pPr>
+      <w:r>
+        <w:rPr>
+          <w:rFonts w:ascii="Times New Roman" w:hAnsi="Times New Roman" w:eastAsia="Times New Roman" w:cs="Times New Roman"/>
+        </w:rPr>
+        <w:t xml:space="preserve"> </w:t>
+      </w:r>
+      <w:r>
+        <w:rPr>
+          <w:rFonts w:ascii="Times New Roman" w:hAnsi="Times New Roman" w:eastAsia="Times New Roman" w:cs="Times New Roman"/>
+        </w:rPr>
+        <w:t xml:space="preserve">1. </w:t>
+      </w:r>
       <w:r>
         <w:rPr>
           <w:rFonts w:hint="eastAsia" w:ascii="Times New Roman" w:hAnsi="Times New Roman" w:eastAsia="FangSong" w:cs="Times New Roman"/>
@@ -6110,14 +6122,18 @@
         </w:rPr>
         <w:t>哪个是热力学产物</w:t>
       </w:r>
-    </w:p>
-    <w:p>
-      <w:pPr>
-        <w:numPr>
-          <w:ilvl w:val="0"/>
-          <w:numId w:val="1002"/>
-        </w:numPr>
-      </w:pPr>
+      <w:r>
+        <w:rPr>
+          <w:rFonts w:ascii="Times New Roman" w:hAnsi="Times New Roman" w:eastAsia="Times New Roman" w:cs="Times New Roman"/>
+        </w:rPr>
+        <w:t xml:space="preserve"> </w:t>
+      </w:r>
+      <w:r>
+        <w:rPr>
+          <w:rFonts w:ascii="Times New Roman" w:hAnsi="Times New Roman" w:eastAsia="Times New Roman" w:cs="Times New Roman"/>
+        </w:rPr>
+        <w:t xml:space="preserve">2. </w:t>
+      </w:r>
       <w:r>
         <w:rPr>
           <w:rFonts w:hint="eastAsia" w:ascii="Times New Roman" w:hAnsi="Times New Roman" w:eastAsia="FangSong" w:cs="Times New Roman"/>
@@ -6166,14 +6182,18 @@
         </w:rPr>
         <w:t>？</w:t>
       </w:r>
-    </w:p>
-    <w:p>
-      <w:pPr>
-        <w:numPr>
-          <w:ilvl w:val="0"/>
-          <w:numId w:val="1002"/>
-        </w:numPr>
-      </w:pPr>
+      <w:r>
+        <w:rPr>
+          <w:rFonts w:ascii="Times New Roman" w:hAnsi="Times New Roman" w:eastAsia="Times New Roman" w:cs="Times New Roman"/>
+        </w:rPr>
+        <w:t xml:space="preserve"> </w:t>
+      </w:r>
+      <w:r>
+        <w:rPr>
+          <w:rFonts w:ascii="Times New Roman" w:hAnsi="Times New Roman" w:eastAsia="Times New Roman" w:cs="Times New Roman"/>
+        </w:rPr>
+        <w:t xml:space="preserve">3. </w:t>
+      </w:r>
       <w:r>
         <w:rPr>
           <w:rFonts w:hint="eastAsia" w:ascii="Times New Roman" w:hAnsi="Times New Roman" w:eastAsia="FangSong" w:cs="Times New Roman"/>
@@ -6307,14 +6327,18 @@
         </w:rPr>
         <w:t>并说明判断依据</w:t>
       </w:r>
-    </w:p>
-    <w:p>
-      <w:pPr>
-        <w:numPr>
-          <w:ilvl w:val="0"/>
-          <w:numId w:val="1002"/>
-        </w:numPr>
-      </w:pPr>
+      <w:r>
+        <w:rPr>
+          <w:rFonts w:ascii="Times New Roman" w:hAnsi="Times New Roman" w:eastAsia="Times New Roman" w:cs="Times New Roman"/>
+        </w:rPr>
+        <w:t xml:space="preserve"> </w:t>
+      </w:r>
+      <w:r>
+        <w:rPr>
+          <w:rFonts w:ascii="Times New Roman" w:hAnsi="Times New Roman" w:eastAsia="Times New Roman" w:cs="Times New Roman"/>
+        </w:rPr>
+        <w:t xml:space="preserve">4. </w:t>
+      </w:r>
       <w:r>
         <w:rPr>
           <w:rFonts w:hint="eastAsia" w:ascii="Times New Roman" w:hAnsi="Times New Roman" w:eastAsia="FangSong" w:cs="Times New Roman"/>
@@ -6688,33 +6712,29 @@
         </w:rPr>
         <w:t xml:space="preserve">：</w:t>
       </w:r>
-    </w:p>
-    <w:p>
-      <w:pPr>
-        <w:numPr>
-          <w:ilvl w:val="0"/>
-          <w:numId w:val="1003"/>
-        </w:numPr>
-      </w:pPr>
-      <w:r>
-        <w:rPr>
-          <w:rFonts w:ascii="Times New Roman" w:hAnsi="Times New Roman" w:eastAsia="Times New Roman" w:cs="Times New Roman"/>
-        </w:rPr>
-        <w:t xml:space="preserve">R = 8.314 J/(mol·K)</w:t>
-      </w:r>
-    </w:p>
-    <w:p>
-      <w:pPr>
-        <w:numPr>
-          <w:ilvl w:val="0"/>
-          <w:numId w:val="1003"/>
-        </w:numPr>
-      </w:pPr>
-      <w:r>
-        <w:rPr>
-          <w:rFonts w:ascii="Times New Roman" w:hAnsi="Times New Roman" w:eastAsia="Times New Roman" w:cs="Times New Roman"/>
-        </w:rPr>
-        <w:t xml:space="preserve">T = 298 </w:t>
+      <w:r>
+        <w:rPr>
+          <w:rFonts w:ascii="Times New Roman" w:hAnsi="Times New Roman" w:eastAsia="Times New Roman" w:cs="Times New Roman"/>
+        </w:rPr>
+        <w:t xml:space="preserve"> </w:t>
+      </w:r>
+      <w:r>
+        <w:rPr>
+          <w:rFonts w:ascii="Times New Roman" w:hAnsi="Times New Roman" w:eastAsia="Times New Roman" w:cs="Times New Roman"/>
+        </w:rPr>
+        <w:t xml:space="preserve">- R = 8.314 J/(mol·K)</w:t>
+      </w:r>
+      <w:r>
+        <w:rPr>
+          <w:rFonts w:ascii="Times New Roman" w:hAnsi="Times New Roman" w:eastAsia="Times New Roman" w:cs="Times New Roman"/>
+        </w:rPr>
+        <w:t xml:space="preserve"> </w:t>
+      </w:r>
+      <w:r>
+        <w:rPr>
+          <w:rFonts w:ascii="Times New Roman" w:hAnsi="Times New Roman" w:eastAsia="Times New Roman" w:cs="Times New Roman"/>
+        </w:rPr>
+        <w:t xml:space="preserve">- T = 298 </w:t>
       </w:r>
       <w:r>
         <w:rPr>
@@ -6734,24 +6754,22 @@
         </w:rPr>
         <w:t>）</w:t>
       </w:r>
-    </w:p>
-    <w:p>
-      <w:pPr>
-        <w:numPr>
-          <w:ilvl w:val="0"/>
-          <w:numId w:val="1003"/>
-        </w:numPr>
-      </w:pPr>
-      <w:r>
-        <w:rPr>
-          <w:rFonts w:ascii="Times New Roman" w:hAnsi="Times New Roman" w:eastAsia="Times New Roman" w:cs="Times New Roman"/>
-        </w:rPr>
-        <w:t xml:space="preserve">1 kcal = 4.184 kJ</w:t>
-      </w:r>
-    </w:p>
-    <w:p>
-      <w:pPr>
-        <w:pStyle w:val="FirstParagraph"/>
+      <w:r>
+        <w:rPr>
+          <w:rFonts w:ascii="Times New Roman" w:hAnsi="Times New Roman" w:eastAsia="Times New Roman" w:cs="Times New Roman"/>
+        </w:rPr>
+        <w:t xml:space="preserve"> </w:t>
+      </w:r>
+      <w:r>
+        <w:rPr>
+          <w:rFonts w:ascii="Times New Roman" w:hAnsi="Times New Roman" w:eastAsia="Times New Roman" w:cs="Times New Roman"/>
+        </w:rPr>
+        <w:t xml:space="preserve">- 1 kcal = 4.184 kJ</w:t>
+      </w:r>
+    </w:p>
+    <w:p>
+      <w:pPr>
+        <w:pStyle w:val="BodyText"/>
       </w:pPr>
       <w:r>
         <w:rPr>
@@ -6767,14 +6785,18 @@
         </w:rPr>
         <w:t xml:space="preserve">：</w:t>
       </w:r>
-    </w:p>
-    <w:p>
-      <w:pPr>
-        <w:numPr>
-          <w:ilvl w:val="0"/>
-          <w:numId w:val="1004"/>
-        </w:numPr>
-      </w:pPr>
+      <w:r>
+        <w:rPr>
+          <w:rFonts w:ascii="Times New Roman" w:hAnsi="Times New Roman" w:eastAsia="Times New Roman" w:cs="Times New Roman"/>
+        </w:rPr>
+        <w:t xml:space="preserve"> </w:t>
+      </w:r>
+      <w:r>
+        <w:rPr>
+          <w:rFonts w:ascii="Times New Roman" w:hAnsi="Times New Roman" w:eastAsia="Times New Roman" w:cs="Times New Roman"/>
+        </w:rPr>
+        <w:t xml:space="preserve">1. </w:t>
+      </w:r>
       <w:r>
         <w:rPr>
           <w:rFonts w:hint="eastAsia" w:ascii="Times New Roman" w:hAnsi="Times New Roman" w:eastAsia="FangSong" w:cs="Times New Roman"/>
@@ -6840,14 +6862,18 @@
         </w:rPr>
         <w:t xml:space="preserve">kcal/mol）</w:t>
       </w:r>
-    </w:p>
-    <w:p>
-      <w:pPr>
-        <w:numPr>
-          <w:ilvl w:val="0"/>
-          <w:numId w:val="1004"/>
-        </w:numPr>
-      </w:pPr>
+      <w:r>
+        <w:rPr>
+          <w:rFonts w:ascii="Times New Roman" w:hAnsi="Times New Roman" w:eastAsia="Times New Roman" w:cs="Times New Roman"/>
+        </w:rPr>
+        <w:t xml:space="preserve"> </w:t>
+      </w:r>
+      <w:r>
+        <w:rPr>
+          <w:rFonts w:ascii="Times New Roman" w:hAnsi="Times New Roman" w:eastAsia="Times New Roman" w:cs="Times New Roman"/>
+        </w:rPr>
+        <w:t xml:space="preserve">2. </w:t>
+      </w:r>
       <w:r>
         <w:rPr>
           <w:rFonts w:hint="eastAsia" w:ascii="Times New Roman" w:hAnsi="Times New Roman" w:eastAsia="FangSong" w:cs="Times New Roman"/>
@@ -6908,14 +6934,18 @@
         </w:rPr>
         <w:t>平衡会显著偏向一方</w:t>
       </w:r>
-    </w:p>
-    <w:p>
-      <w:pPr>
-        <w:numPr>
-          <w:ilvl w:val="0"/>
-          <w:numId w:val="1004"/>
-        </w:numPr>
-      </w:pPr>
+      <w:r>
+        <w:rPr>
+          <w:rFonts w:ascii="Times New Roman" w:hAnsi="Times New Roman" w:eastAsia="Times New Roman" w:cs="Times New Roman"/>
+        </w:rPr>
+        <w:t xml:space="preserve"> </w:t>
+      </w:r>
+      <w:r>
+        <w:rPr>
+          <w:rFonts w:ascii="Times New Roman" w:hAnsi="Times New Roman" w:eastAsia="Times New Roman" w:cs="Times New Roman"/>
+        </w:rPr>
+        <w:t xml:space="preserve">3. </w:t>
+      </w:r>
       <w:r>
         <w:rPr>
           <w:rFonts w:hint="eastAsia" w:ascii="Times New Roman" w:hAnsi="Times New Roman" w:eastAsia="FangSong" w:cs="Times New Roman"/>
@@ -7102,14 +7132,18 @@
         </w:rPr>
         <w:t xml:space="preserve">：</w:t>
       </w:r>
-    </w:p>
-    <w:p>
-      <w:pPr>
-        <w:numPr>
-          <w:ilvl w:val="0"/>
-          <w:numId w:val="1005"/>
-        </w:numPr>
-      </w:pPr>
+      <w:r>
+        <w:rPr>
+          <w:rFonts w:ascii="Times New Roman" w:hAnsi="Times New Roman" w:eastAsia="Times New Roman" w:cs="Times New Roman"/>
+        </w:rPr>
+        <w:t xml:space="preserve"> </w:t>
+      </w:r>
+      <w:r>
+        <w:rPr>
+          <w:rFonts w:ascii="Times New Roman" w:hAnsi="Times New Roman" w:eastAsia="Times New Roman" w:cs="Times New Roman"/>
+        </w:rPr>
+        <w:t xml:space="preserve">1. </w:t>
+      </w:r>
       <w:r>
         <w:rPr>
           <w:rFonts w:hint="eastAsia" w:ascii="Times New Roman" w:hAnsi="Times New Roman" w:eastAsia="FangSong" w:cs="Times New Roman"/>
@@ -7152,14 +7186,18 @@
         </w:rPr>
         <w:t>原酸酯途径</w:t>
       </w:r>
-    </w:p>
-    <w:p>
-      <w:pPr>
-        <w:numPr>
-          <w:ilvl w:val="0"/>
-          <w:numId w:val="1005"/>
-        </w:numPr>
-      </w:pPr>
+      <w:r>
+        <w:rPr>
+          <w:rFonts w:ascii="Times New Roman" w:hAnsi="Times New Roman" w:eastAsia="Times New Roman" w:cs="Times New Roman"/>
+        </w:rPr>
+        <w:t xml:space="preserve"> </w:t>
+      </w:r>
+      <w:r>
+        <w:rPr>
+          <w:rFonts w:ascii="Times New Roman" w:hAnsi="Times New Roman" w:eastAsia="Times New Roman" w:cs="Times New Roman"/>
+        </w:rPr>
+        <w:t xml:space="preserve">2. </w:t>
+      </w:r>
       <w:r>
         <w:rPr>
           <w:rFonts w:hint="eastAsia" w:ascii="Times New Roman" w:hAnsi="Times New Roman" w:eastAsia="FangSong" w:cs="Times New Roman"/>
@@ -7254,14 +7292,18 @@
         </w:rPr>
         <w:t>？</w:t>
       </w:r>
-    </w:p>
-    <w:p>
-      <w:pPr>
-        <w:numPr>
-          <w:ilvl w:val="0"/>
-          <w:numId w:val="1005"/>
-        </w:numPr>
-      </w:pPr>
+      <w:r>
+        <w:rPr>
+          <w:rFonts w:ascii="Times New Roman" w:hAnsi="Times New Roman" w:eastAsia="Times New Roman" w:cs="Times New Roman"/>
+        </w:rPr>
+        <w:t xml:space="preserve"> </w:t>
+      </w:r>
+      <w:r>
+        <w:rPr>
+          <w:rFonts w:ascii="Times New Roman" w:hAnsi="Times New Roman" w:eastAsia="Times New Roman" w:cs="Times New Roman"/>
+        </w:rPr>
+        <w:t xml:space="preserve">3. </w:t>
+      </w:r>
       <w:r>
         <w:rPr>
           <w:rFonts w:hint="eastAsia" w:ascii="Times New Roman" w:hAnsi="Times New Roman" w:eastAsia="FangSong" w:cs="Times New Roman"/>
@@ -7292,14 +7334,18 @@
         </w:rPr>
         <w:t>说明各自的选择原因</w:t>
       </w:r>
-    </w:p>
-    <w:p>
-      <w:pPr>
-        <w:numPr>
-          <w:ilvl w:val="0"/>
-          <w:numId w:val="1005"/>
-        </w:numPr>
-      </w:pPr>
+      <w:r>
+        <w:rPr>
+          <w:rFonts w:ascii="Times New Roman" w:hAnsi="Times New Roman" w:eastAsia="Times New Roman" w:cs="Times New Roman"/>
+        </w:rPr>
+        <w:t xml:space="preserve"> </w:t>
+      </w:r>
+      <w:r>
+        <w:rPr>
+          <w:rFonts w:ascii="Times New Roman" w:hAnsi="Times New Roman" w:eastAsia="Times New Roman" w:cs="Times New Roman"/>
+        </w:rPr>
+        <w:t xml:space="preserve">4. </w:t>
+      </w:r>
       <w:r>
         <w:rPr>
           <w:rFonts w:hint="eastAsia" w:ascii="Times New Roman" w:hAnsi="Times New Roman" w:eastAsia="FangSong" w:cs="Times New Roman"/>
@@ -7438,14 +7484,18 @@
         </w:rPr>
         <w:t xml:space="preserve">：</w:t>
       </w:r>
-    </w:p>
-    <w:p>
-      <w:pPr>
-        <w:numPr>
-          <w:ilvl w:val="0"/>
-          <w:numId w:val="1006"/>
-        </w:numPr>
-      </w:pPr>
+      <w:r>
+        <w:rPr>
+          <w:rFonts w:ascii="Times New Roman" w:hAnsi="Times New Roman" w:eastAsia="Times New Roman" w:cs="Times New Roman"/>
+        </w:rPr>
+        <w:t xml:space="preserve"> </w:t>
+      </w:r>
+      <w:r>
+        <w:rPr>
+          <w:rFonts w:ascii="Times New Roman" w:hAnsi="Times New Roman" w:eastAsia="Times New Roman" w:cs="Times New Roman"/>
+        </w:rPr>
+        <w:t xml:space="preserve">1. </w:t>
+      </w:r>
       <w:r>
         <w:rPr>
           <w:rFonts w:hint="eastAsia" w:ascii="Times New Roman" w:hAnsi="Times New Roman" w:eastAsia="FangSong" w:cs="Times New Roman"/>
@@ -7500,28 +7550,36 @@
         </w:rPr>
         <w:t>的定义和研究范畴</w:t>
       </w:r>
-    </w:p>
-    <w:p>
-      <w:pPr>
-        <w:numPr>
-          <w:ilvl w:val="0"/>
-          <w:numId w:val="1006"/>
-        </w:numPr>
-      </w:pPr>
+      <w:r>
+        <w:rPr>
+          <w:rFonts w:ascii="Times New Roman" w:hAnsi="Times New Roman" w:eastAsia="Times New Roman" w:cs="Times New Roman"/>
+        </w:rPr>
+        <w:t xml:space="preserve"> </w:t>
+      </w:r>
+      <w:r>
+        <w:rPr>
+          <w:rFonts w:ascii="Times New Roman" w:hAnsi="Times New Roman" w:eastAsia="Times New Roman" w:cs="Times New Roman"/>
+        </w:rPr>
+        <w:t xml:space="preserve">2. </w:t>
+      </w:r>
       <w:r>
         <w:rPr>
           <w:rFonts w:hint="eastAsia" w:ascii="Times New Roman" w:hAnsi="Times New Roman" w:eastAsia="FangSong" w:cs="Times New Roman"/>
         </w:rPr>
         <w:t xml:space="preserve">列出至少四种确定反应机理的实验方法</w:t>
       </w:r>
-    </w:p>
-    <w:p>
-      <w:pPr>
-        <w:numPr>
-          <w:ilvl w:val="0"/>
-          <w:numId w:val="1006"/>
-        </w:numPr>
-      </w:pPr>
+      <w:r>
+        <w:rPr>
+          <w:rFonts w:ascii="Times New Roman" w:hAnsi="Times New Roman" w:eastAsia="Times New Roman" w:cs="Times New Roman"/>
+        </w:rPr>
+        <w:t xml:space="preserve"> </w:t>
+      </w:r>
+      <w:r>
+        <w:rPr>
+          <w:rFonts w:ascii="Times New Roman" w:hAnsi="Times New Roman" w:eastAsia="Times New Roman" w:cs="Times New Roman"/>
+        </w:rPr>
+        <w:t xml:space="preserve">3. </w:t>
+      </w:r>
       <w:r>
         <w:rPr>
           <w:rFonts w:hint="eastAsia" w:ascii="Times New Roman" w:hAnsi="Times New Roman" w:eastAsia="FangSong" w:cs="Times New Roman"/>
@@ -7546,14 +7604,18 @@
         </w:rPr>
         <w:t>”？</w:t>
       </w:r>
-    </w:p>
-    <w:p>
-      <w:pPr>
-        <w:numPr>
-          <w:ilvl w:val="0"/>
-          <w:numId w:val="1006"/>
-        </w:numPr>
-      </w:pPr>
+      <w:r>
+        <w:rPr>
+          <w:rFonts w:ascii="Times New Roman" w:hAnsi="Times New Roman" w:eastAsia="Times New Roman" w:cs="Times New Roman"/>
+        </w:rPr>
+        <w:t xml:space="preserve"> </w:t>
+      </w:r>
+      <w:r>
+        <w:rPr>
+          <w:rFonts w:ascii="Times New Roman" w:hAnsi="Times New Roman" w:eastAsia="Times New Roman" w:cs="Times New Roman"/>
+        </w:rPr>
+        <w:t xml:space="preserve">4. </w:t>
+      </w:r>
       <w:r>
         <w:rPr>
           <w:rFonts w:hint="eastAsia" w:ascii="Times New Roman" w:hAnsi="Times New Roman" w:eastAsia="FangSong" w:cs="Times New Roman"/>
@@ -8405,7 +8467,7 @@
         <w:pStyle w:val="Compact"/>
         <w:numPr>
           <w:ilvl w:val="0"/>
-          <w:numId w:val="1007"/>
+          <w:numId w:val="1001"/>
         </w:numPr>
       </w:pPr>
       <w:r>
@@ -8450,7 +8512,7 @@
         <w:pStyle w:val="Compact"/>
         <w:numPr>
           <w:ilvl w:val="0"/>
-          <w:numId w:val="1007"/>
+          <w:numId w:val="1001"/>
         </w:numPr>
       </w:pPr>
       <w:r>
@@ -8626,7 +8688,7 @@
         <w:pStyle w:val="Compact"/>
         <w:numPr>
           <w:ilvl w:val="0"/>
-          <w:numId w:val="1008"/>
+          <w:numId w:val="1002"/>
         </w:numPr>
       </w:pPr>
       <w:r>
@@ -8659,7 +8721,7 @@
         <w:pStyle w:val="Compact"/>
         <w:numPr>
           <w:ilvl w:val="0"/>
-          <w:numId w:val="1008"/>
+          <w:numId w:val="1002"/>
         </w:numPr>
       </w:pPr>
       <w:r>
@@ -8704,7 +8766,7 @@
         <w:pStyle w:val="Compact"/>
         <w:numPr>
           <w:ilvl w:val="0"/>
-          <w:numId w:val="1008"/>
+          <w:numId w:val="1002"/>
         </w:numPr>
       </w:pPr>
       <w:r>
@@ -8773,7 +8835,7 @@
         <w:pStyle w:val="Compact"/>
         <w:numPr>
           <w:ilvl w:val="0"/>
-          <w:numId w:val="1008"/>
+          <w:numId w:val="1002"/>
         </w:numPr>
       </w:pPr>
       <w:r>
@@ -11888,7 +11950,7 @@
       <w:pPr>
         <w:numPr>
           <w:ilvl w:val="0"/>
-          <w:numId w:val="1009"/>
+          <w:numId w:val="1003"/>
         </w:numPr>
       </w:pPr>
       <w:r>
@@ -11924,7 +11986,7 @@
       <w:pPr>
         <w:numPr>
           <w:ilvl w:val="0"/>
-          <w:numId w:val="1009"/>
+          <w:numId w:val="1003"/>
         </w:numPr>
       </w:pPr>
       <w:r>
@@ -11960,7 +12022,7 @@
       <w:pPr>
         <w:numPr>
           <w:ilvl w:val="0"/>
-          <w:numId w:val="1009"/>
+          <w:numId w:val="1003"/>
         </w:numPr>
       </w:pPr>
       <w:r>
@@ -12033,7 +12095,7 @@
         <w:pStyle w:val="Compact"/>
         <w:numPr>
           <w:ilvl w:val="0"/>
-          <w:numId w:val="1010"/>
+          <w:numId w:val="1004"/>
         </w:numPr>
       </w:pPr>
       <w:r>
@@ -12330,7 +12392,7 @@
         <w:pStyle w:val="Compact"/>
         <w:numPr>
           <w:ilvl w:val="0"/>
-          <w:numId w:val="1011"/>
+          <w:numId w:val="1005"/>
         </w:numPr>
       </w:pPr>
       <w:r>
@@ -13591,7 +13653,7 @@
         <w:pStyle w:val="Compact"/>
         <w:numPr>
           <w:ilvl w:val="0"/>
-          <w:numId w:val="1012"/>
+          <w:numId w:val="1006"/>
         </w:numPr>
       </w:pPr>
       <w:r>
@@ -13636,7 +13698,7 @@
         <w:pStyle w:val="Compact"/>
         <w:numPr>
           <w:ilvl w:val="0"/>
-          <w:numId w:val="1012"/>
+          <w:numId w:val="1006"/>
         </w:numPr>
       </w:pPr>
       <w:r>
@@ -13657,7 +13719,7 @@
         <w:pStyle w:val="Compact"/>
         <w:numPr>
           <w:ilvl w:val="0"/>
-          <w:numId w:val="1012"/>
+          <w:numId w:val="1006"/>
         </w:numPr>
       </w:pPr>
       <w:r>
@@ -13690,7 +13752,7 @@
         <w:pStyle w:val="Compact"/>
         <w:numPr>
           <w:ilvl w:val="0"/>
-          <w:numId w:val="1012"/>
+          <w:numId w:val="1006"/>
         </w:numPr>
       </w:pPr>
       <w:r>
@@ -16159,7 +16221,7 @@
       <w:pPr>
         <w:numPr>
           <w:ilvl w:val="0"/>
-          <w:numId w:val="1013"/>
+          <w:numId w:val="1007"/>
         </w:numPr>
       </w:pPr>
       <w:r>
@@ -16317,7 +16379,7 @@
       <w:pPr>
         <w:numPr>
           <w:ilvl w:val="0"/>
-          <w:numId w:val="1013"/>
+          <w:numId w:val="1007"/>
         </w:numPr>
       </w:pPr>
       <w:r>
@@ -16601,7 +16663,7 @@
         <w:pStyle w:val="Compact"/>
         <w:numPr>
           <w:ilvl w:val="0"/>
-          <w:numId w:val="1014"/>
+          <w:numId w:val="1008"/>
         </w:numPr>
       </w:pPr>
       <w:r>
@@ -16646,7 +16708,7 @@
         <w:pStyle w:val="Compact"/>
         <w:numPr>
           <w:ilvl w:val="0"/>
-          <w:numId w:val="1014"/>
+          <w:numId w:val="1008"/>
         </w:numPr>
       </w:pPr>
       <w:r>
@@ -16667,7 +16729,7 @@
         <w:pStyle w:val="Compact"/>
         <w:numPr>
           <w:ilvl w:val="0"/>
-          <w:numId w:val="1014"/>
+          <w:numId w:val="1008"/>
         </w:numPr>
       </w:pPr>
       <w:r>
@@ -17833,7 +17895,7 @@
       <w:pPr>
         <w:numPr>
           <w:ilvl w:val="0"/>
-          <w:numId w:val="1015"/>
+          <w:numId w:val="1009"/>
         </w:numPr>
       </w:pPr>
       <w:r>
@@ -17898,7 +17960,7 @@
       <w:pPr>
         <w:numPr>
           <w:ilvl w:val="0"/>
-          <w:numId w:val="1015"/>
+          <w:numId w:val="1009"/>
         </w:numPr>
       </w:pPr>
       <w:r>
@@ -17948,7 +18010,7 @@
       <w:pPr>
         <w:numPr>
           <w:ilvl w:val="0"/>
-          <w:numId w:val="1015"/>
+          <w:numId w:val="1009"/>
         </w:numPr>
       </w:pPr>
       <w:r>
@@ -18079,7 +18141,7 @@
       <w:pPr>
         <w:numPr>
           <w:ilvl w:val="0"/>
-          <w:numId w:val="1016"/>
+          <w:numId w:val="1010"/>
         </w:numPr>
       </w:pPr>
       <w:r>
@@ -18132,7 +18194,7 @@
       <w:pPr>
         <w:numPr>
           <w:ilvl w:val="0"/>
-          <w:numId w:val="1016"/>
+          <w:numId w:val="1010"/>
         </w:numPr>
       </w:pPr>
       <w:r>
@@ -18146,7 +18208,7 @@
       <w:pPr>
         <w:numPr>
           <w:ilvl w:val="0"/>
-          <w:numId w:val="1016"/>
+          <w:numId w:val="1010"/>
         </w:numPr>
       </w:pPr>
       <w:r>
@@ -21901,7 +21963,7 @@
         <w:pStyle w:val="Compact"/>
         <w:numPr>
           <w:ilvl w:val="0"/>
-          <w:numId w:val="1017"/>
+          <w:numId w:val="1011"/>
         </w:numPr>
       </w:pPr>
       <w:r>
@@ -22136,7 +22198,7 @@
         <w:pStyle w:val="Compact"/>
         <w:numPr>
           <w:ilvl w:val="0"/>
-          <w:numId w:val="1018"/>
+          <w:numId w:val="1012"/>
         </w:numPr>
       </w:pPr>
       <w:r>
@@ -22383,7 +22445,7 @@
         <w:pStyle w:val="Compact"/>
         <w:numPr>
           <w:ilvl w:val="0"/>
-          <w:numId w:val="1019"/>
+          <w:numId w:val="1013"/>
         </w:numPr>
       </w:pPr>
       <w:r>
@@ -22590,7 +22652,7 @@
         <w:pStyle w:val="Compact"/>
         <w:numPr>
           <w:ilvl w:val="0"/>
-          <w:numId w:val="1020"/>
+          <w:numId w:val="1014"/>
         </w:numPr>
       </w:pPr>
       <w:r>
@@ -23281,7 +23343,7 @@
         <w:pStyle w:val="Compact"/>
         <w:numPr>
           <w:ilvl w:val="0"/>
-          <w:numId w:val="1021"/>
+          <w:numId w:val="1015"/>
         </w:numPr>
       </w:pPr>
       <w:r>
@@ -23322,7 +23384,7 @@
         <w:pStyle w:val="Compact"/>
         <w:numPr>
           <w:ilvl w:val="0"/>
-          <w:numId w:val="1021"/>
+          <w:numId w:val="1015"/>
         </w:numPr>
       </w:pPr>
       <w:r>
@@ -24758,109 +24820,6 @@
       </w:pPr>
     </w:lvl>
   </w:abstractNum>
-  <w:abstractNum w:abstractNumId="991">
-    <w:nsid w:val="0000A991"/>
-    <w:multiLevelType w:val="multilevel"/>
-    <w:lvl w:ilvl="0">
-      <w:numFmt w:val="bullet"/>
-      <w:lvlText w:val=""/>
-      <w:lvlJc w:val="left"/>
-      <w:pPr>
-        <w:ind w:left="720" w:hanging="360"/>
-      </w:pPr>
-      <w:rPr>
-        <w:rFonts w:ascii="Symbol" w:hAnsi="Symbol" w:cs="Symbol" w:hint="default"/>
-      </w:rPr>
-    </w:lvl>
-    <w:lvl w:ilvl="1">
-      <w:numFmt w:val="bullet"/>
-      <w:lvlText w:val="o"/>
-      <w:lvlJc w:val="left"/>
-      <w:pPr>
-        <w:ind w:left="1440" w:hanging="360"/>
-      </w:pPr>
-      <w:rPr>
-        <w:rFonts w:ascii="Courier New" w:hAnsi="Courier New" w:cs="Courier New" w:hint="default"/>
-      </w:rPr>
-    </w:lvl>
-    <w:lvl w:ilvl="2">
-      <w:numFmt w:val="bullet"/>
-      <w:lvlText w:val=""/>
-      <w:lvlJc w:val="left"/>
-      <w:pPr>
-        <w:ind w:left="2160" w:hanging="360"/>
-      </w:pPr>
-      <w:rPr>
-        <w:rFonts w:ascii="Wingdings" w:hAnsi="Wingdings" w:cs="Wingdings" w:hint="default"/>
-      </w:rPr>
-    </w:lvl>
-    <w:lvl w:ilvl="3">
-      <w:numFmt w:val="bullet"/>
-      <w:lvlText w:val=""/>
-      <w:lvlJc w:val="left"/>
-      <w:pPr>
-        <w:ind w:left="2880" w:hanging="360"/>
-      </w:pPr>
-      <w:rPr>
-        <w:rFonts w:ascii="Symbol" w:hAnsi="Symbol" w:cs="Symbol" w:hint="default"/>
-      </w:rPr>
-    </w:lvl>
-    <w:lvl w:ilvl="4">
-      <w:numFmt w:val="bullet"/>
-      <w:lvlText w:val="o"/>
-      <w:lvlJc w:val="left"/>
-      <w:pPr>
-        <w:ind w:left="3600" w:hanging="360"/>
-      </w:pPr>
-      <w:rPr>
-        <w:rFonts w:ascii="Courier New" w:hAnsi="Courier New" w:cs="Courier New" w:hint="default"/>
-      </w:rPr>
-    </w:lvl>
-    <w:lvl w:ilvl="5">
-      <w:numFmt w:val="bullet"/>
-      <w:lvlText w:val=""/>
-      <w:lvlJc w:val="left"/>
-      <w:pPr>
-        <w:ind w:left="4320" w:hanging="360"/>
-      </w:pPr>
-      <w:rPr>
-        <w:rFonts w:ascii="Wingdings" w:hAnsi="Wingdings" w:cs="Wingdings" w:hint="default"/>
-      </w:rPr>
-    </w:lvl>
-    <w:lvl w:ilvl="6">
-      <w:numFmt w:val="bullet"/>
-      <w:lvlText w:val=""/>
-      <w:lvlJc w:val="left"/>
-      <w:pPr>
-        <w:ind w:left="5040" w:hanging="360"/>
-      </w:pPr>
-      <w:rPr>
-        <w:rFonts w:ascii="Symbol" w:hAnsi="Symbol" w:cs="Symbol" w:hint="default"/>
-      </w:rPr>
-    </w:lvl>
-    <w:lvl w:ilvl="7">
-      <w:numFmt w:val="bullet"/>
-      <w:lvlText w:val="o"/>
-      <w:lvlJc w:val="left"/>
-      <w:pPr>
-        <w:ind w:left="5760" w:hanging="360"/>
-      </w:pPr>
-      <w:rPr>
-        <w:rFonts w:ascii="Courier New" w:hAnsi="Courier New" w:cs="Courier New" w:hint="default"/>
-      </w:rPr>
-    </w:lvl>
-    <w:lvl w:ilvl="8">
-      <w:numFmt w:val="bullet"/>
-      <w:lvlText w:val=""/>
-      <w:lvlJc w:val="left"/>
-      <w:pPr>
-        <w:ind w:left="6480" w:hanging="360"/>
-      </w:pPr>
-      <w:rPr>
-        <w:rFonts w:ascii="Wingdings" w:hAnsi="Wingdings" w:cs="Wingdings" w:hint="default"/>
-      </w:rPr>
-    </w:lvl>
-  </w:abstractNum>
   <w:abstractNum w:abstractNumId="99411">
     <w:nsid w:val="00A99411"/>
     <w:multiLevelType w:val="multilevel"/>
@@ -25456,11 +25415,141 @@
       </w:pPr>
     </w:lvl>
   </w:abstractNum>
+  <w:abstractNum w:abstractNumId="991">
+    <w:nsid w:val="0000A991"/>
+    <w:multiLevelType w:val="multilevel"/>
+    <w:lvl w:ilvl="0">
+      <w:numFmt w:val="bullet"/>
+      <w:lvlText w:val=""/>
+      <w:lvlJc w:val="left"/>
+      <w:pPr>
+        <w:ind w:left="720" w:hanging="360"/>
+      </w:pPr>
+      <w:rPr>
+        <w:rFonts w:ascii="Symbol" w:hAnsi="Symbol" w:cs="Symbol" w:hint="default"/>
+      </w:rPr>
+    </w:lvl>
+    <w:lvl w:ilvl="1">
+      <w:numFmt w:val="bullet"/>
+      <w:lvlText w:val="o"/>
+      <w:lvlJc w:val="left"/>
+      <w:pPr>
+        <w:ind w:left="1440" w:hanging="360"/>
+      </w:pPr>
+      <w:rPr>
+        <w:rFonts w:ascii="Courier New" w:hAnsi="Courier New" w:cs="Courier New" w:hint="default"/>
+      </w:rPr>
+    </w:lvl>
+    <w:lvl w:ilvl="2">
+      <w:numFmt w:val="bullet"/>
+      <w:lvlText w:val=""/>
+      <w:lvlJc w:val="left"/>
+      <w:pPr>
+        <w:ind w:left="2160" w:hanging="360"/>
+      </w:pPr>
+      <w:rPr>
+        <w:rFonts w:ascii="Wingdings" w:hAnsi="Wingdings" w:cs="Wingdings" w:hint="default"/>
+      </w:rPr>
+    </w:lvl>
+    <w:lvl w:ilvl="3">
+      <w:numFmt w:val="bullet"/>
+      <w:lvlText w:val=""/>
+      <w:lvlJc w:val="left"/>
+      <w:pPr>
+        <w:ind w:left="2880" w:hanging="360"/>
+      </w:pPr>
+      <w:rPr>
+        <w:rFonts w:ascii="Symbol" w:hAnsi="Symbol" w:cs="Symbol" w:hint="default"/>
+      </w:rPr>
+    </w:lvl>
+    <w:lvl w:ilvl="4">
+      <w:numFmt w:val="bullet"/>
+      <w:lvlText w:val="o"/>
+      <w:lvlJc w:val="left"/>
+      <w:pPr>
+        <w:ind w:left="3600" w:hanging="360"/>
+      </w:pPr>
+      <w:rPr>
+        <w:rFonts w:ascii="Courier New" w:hAnsi="Courier New" w:cs="Courier New" w:hint="default"/>
+      </w:rPr>
+    </w:lvl>
+    <w:lvl w:ilvl="5">
+      <w:numFmt w:val="bullet"/>
+      <w:lvlText w:val=""/>
+      <w:lvlJc w:val="left"/>
+      <w:pPr>
+        <w:ind w:left="4320" w:hanging="360"/>
+      </w:pPr>
+      <w:rPr>
+        <w:rFonts w:ascii="Wingdings" w:hAnsi="Wingdings" w:cs="Wingdings" w:hint="default"/>
+      </w:rPr>
+    </w:lvl>
+    <w:lvl w:ilvl="6">
+      <w:numFmt w:val="bullet"/>
+      <w:lvlText w:val=""/>
+      <w:lvlJc w:val="left"/>
+      <w:pPr>
+        <w:ind w:left="5040" w:hanging="360"/>
+      </w:pPr>
+      <w:rPr>
+        <w:rFonts w:ascii="Symbol" w:hAnsi="Symbol" w:cs="Symbol" w:hint="default"/>
+      </w:rPr>
+    </w:lvl>
+    <w:lvl w:ilvl="7">
+      <w:numFmt w:val="bullet"/>
+      <w:lvlText w:val="o"/>
+      <w:lvlJc w:val="left"/>
+      <w:pPr>
+        <w:ind w:left="5760" w:hanging="360"/>
+      </w:pPr>
+      <w:rPr>
+        <w:rFonts w:ascii="Courier New" w:hAnsi="Courier New" w:cs="Courier New" w:hint="default"/>
+      </w:rPr>
+    </w:lvl>
+    <w:lvl w:ilvl="8">
+      <w:numFmt w:val="bullet"/>
+      <w:lvlText w:val=""/>
+      <w:lvlJc w:val="left"/>
+      <w:pPr>
+        <w:ind w:left="6480" w:hanging="360"/>
+      </w:pPr>
+      <w:rPr>
+        <w:rFonts w:ascii="Wingdings" w:hAnsi="Wingdings" w:cs="Wingdings" w:hint="default"/>
+      </w:rPr>
+    </w:lvl>
+  </w:abstractNum>
   <w:num w:numId="1000">
     <w:abstractNumId w:val="990"/>
   </w:num>
   <w:num w:numId="1001">
-    <w:abstractNumId w:val="991"/>
+    <w:abstractNumId w:val="99411"/>
+    <w:lvlOverride w:ilvl="0">
+      <w:startOverride w:val="1"/>
+    </w:lvlOverride>
+    <w:lvlOverride w:ilvl="1">
+      <w:startOverride w:val="1"/>
+    </w:lvlOverride>
+    <w:lvlOverride w:ilvl="2">
+      <w:startOverride w:val="1"/>
+    </w:lvlOverride>
+    <w:lvlOverride w:ilvl="3">
+      <w:startOverride w:val="1"/>
+    </w:lvlOverride>
+    <w:lvlOverride w:ilvl="4">
+      <w:startOverride w:val="1"/>
+    </w:lvlOverride>
+    <w:lvlOverride w:ilvl="5">
+      <w:startOverride w:val="1"/>
+    </w:lvlOverride>
+    <w:lvlOverride w:ilvl="6">
+      <w:startOverride w:val="1"/>
+    </w:lvlOverride>
+    <w:lvlOverride w:ilvl="7">
+      <w:startOverride w:val="1"/>
+    </w:lvlOverride>
+    <w:lvlOverride w:ilvl="8">
+      <w:startOverride w:val="1"/>
+    </w:lvlOverride>
   </w:num>
   <w:num w:numId="1002">
     <w:abstractNumId w:val="99411"/>
@@ -25493,10 +25582,37 @@
     </w:lvlOverride>
   </w:num>
   <w:num w:numId="1003">
-    <w:abstractNumId w:val="991"/>
+    <w:abstractNumId w:val="99431"/>
+    <w:lvlOverride w:ilvl="0">
+      <w:startOverride w:val="1"/>
+    </w:lvlOverride>
+    <w:lvlOverride w:ilvl="1">
+      <w:startOverride w:val="1"/>
+    </w:lvlOverride>
+    <w:lvlOverride w:ilvl="2">
+      <w:startOverride w:val="1"/>
+    </w:lvlOverride>
+    <w:lvlOverride w:ilvl="3">
+      <w:startOverride w:val="1"/>
+    </w:lvlOverride>
+    <w:lvlOverride w:ilvl="4">
+      <w:startOverride w:val="1"/>
+    </w:lvlOverride>
+    <w:lvlOverride w:ilvl="5">
+      <w:startOverride w:val="1"/>
+    </w:lvlOverride>
+    <w:lvlOverride w:ilvl="6">
+      <w:startOverride w:val="1"/>
+    </w:lvlOverride>
+    <w:lvlOverride w:ilvl="7">
+      <w:startOverride w:val="1"/>
+    </w:lvlOverride>
+    <w:lvlOverride w:ilvl="8">
+      <w:startOverride w:val="1"/>
+    </w:lvlOverride>
   </w:num>
   <w:num w:numId="1004">
-    <w:abstractNumId w:val="99411"/>
+    <w:abstractNumId w:val="99431"/>
     <w:lvlOverride w:ilvl="0">
       <w:startOverride w:val="1"/>
     </w:lvlOverride>
@@ -25526,37 +25642,37 @@
     </w:lvlOverride>
   </w:num>
   <w:num w:numId="1005">
-    <w:abstractNumId w:val="99411"/>
+    <w:abstractNumId w:val="99432"/>
     <w:lvlOverride w:ilvl="0">
-      <w:startOverride w:val="1"/>
+      <w:startOverride w:val="2"/>
     </w:lvlOverride>
     <w:lvlOverride w:ilvl="1">
-      <w:startOverride w:val="1"/>
+      <w:startOverride w:val="2"/>
     </w:lvlOverride>
     <w:lvlOverride w:ilvl="2">
-      <w:startOverride w:val="1"/>
+      <w:startOverride w:val="2"/>
     </w:lvlOverride>
     <w:lvlOverride w:ilvl="3">
-      <w:startOverride w:val="1"/>
+      <w:startOverride w:val="2"/>
     </w:lvlOverride>
     <w:lvlOverride w:ilvl="4">
-      <w:startOverride w:val="1"/>
+      <w:startOverride w:val="2"/>
     </w:lvlOverride>
     <w:lvlOverride w:ilvl="5">
-      <w:startOverride w:val="1"/>
+      <w:startOverride w:val="2"/>
     </w:lvlOverride>
     <w:lvlOverride w:ilvl="6">
-      <w:startOverride w:val="1"/>
+      <w:startOverride w:val="2"/>
     </w:lvlOverride>
     <w:lvlOverride w:ilvl="7">
-      <w:startOverride w:val="1"/>
+      <w:startOverride w:val="2"/>
     </w:lvlOverride>
     <w:lvlOverride w:ilvl="8">
-      <w:startOverride w:val="1"/>
+      <w:startOverride w:val="2"/>
     </w:lvlOverride>
   </w:num>
   <w:num w:numId="1006">
-    <w:abstractNumId w:val="99411"/>
+    <w:abstractNumId w:val="99431"/>
     <w:lvlOverride w:ilvl="0">
       <w:startOverride w:val="1"/>
     </w:lvlOverride>
@@ -25586,33 +25702,33 @@
     </w:lvlOverride>
   </w:num>
   <w:num w:numId="1007">
-    <w:abstractNumId w:val="99411"/>
+    <w:abstractNumId w:val="99412"/>
     <w:lvlOverride w:ilvl="0">
-      <w:startOverride w:val="1"/>
+      <w:startOverride w:val="2"/>
     </w:lvlOverride>
     <w:lvlOverride w:ilvl="1">
-      <w:startOverride w:val="1"/>
+      <w:startOverride w:val="2"/>
     </w:lvlOverride>
     <w:lvlOverride w:ilvl="2">
-      <w:startOverride w:val="1"/>
+      <w:startOverride w:val="2"/>
     </w:lvlOverride>
     <w:lvlOverride w:ilvl="3">
-      <w:startOverride w:val="1"/>
+      <w:startOverride w:val="2"/>
     </w:lvlOverride>
     <w:lvlOverride w:ilvl="4">
-      <w:startOverride w:val="1"/>
+      <w:startOverride w:val="2"/>
     </w:lvlOverride>
     <w:lvlOverride w:ilvl="5">
-      <w:startOverride w:val="1"/>
+      <w:startOverride w:val="2"/>
     </w:lvlOverride>
     <w:lvlOverride w:ilvl="6">
-      <w:startOverride w:val="1"/>
+      <w:startOverride w:val="2"/>
     </w:lvlOverride>
     <w:lvlOverride w:ilvl="7">
-      <w:startOverride w:val="1"/>
+      <w:startOverride w:val="2"/>
     </w:lvlOverride>
     <w:lvlOverride w:ilvl="8">
-      <w:startOverride w:val="1"/>
+      <w:startOverride w:val="2"/>
     </w:lvlOverride>
   </w:num>
   <w:num w:numId="1008">
@@ -25646,6 +25762,66 @@
     </w:lvlOverride>
   </w:num>
   <w:num w:numId="1009">
+    <w:abstractNumId w:val="99731"/>
+    <w:lvlOverride w:ilvl="0">
+      <w:startOverride w:val="1"/>
+    </w:lvlOverride>
+    <w:lvlOverride w:ilvl="1">
+      <w:startOverride w:val="1"/>
+    </w:lvlOverride>
+    <w:lvlOverride w:ilvl="2">
+      <w:startOverride w:val="1"/>
+    </w:lvlOverride>
+    <w:lvlOverride w:ilvl="3">
+      <w:startOverride w:val="1"/>
+    </w:lvlOverride>
+    <w:lvlOverride w:ilvl="4">
+      <w:startOverride w:val="1"/>
+    </w:lvlOverride>
+    <w:lvlOverride w:ilvl="5">
+      <w:startOverride w:val="1"/>
+    </w:lvlOverride>
+    <w:lvlOverride w:ilvl="6">
+      <w:startOverride w:val="1"/>
+    </w:lvlOverride>
+    <w:lvlOverride w:ilvl="7">
+      <w:startOverride w:val="1"/>
+    </w:lvlOverride>
+    <w:lvlOverride w:ilvl="8">
+      <w:startOverride w:val="1"/>
+    </w:lvlOverride>
+  </w:num>
+  <w:num w:numId="1010">
+    <w:abstractNumId w:val="99731"/>
+    <w:lvlOverride w:ilvl="0">
+      <w:startOverride w:val="1"/>
+    </w:lvlOverride>
+    <w:lvlOverride w:ilvl="1">
+      <w:startOverride w:val="1"/>
+    </w:lvlOverride>
+    <w:lvlOverride w:ilvl="2">
+      <w:startOverride w:val="1"/>
+    </w:lvlOverride>
+    <w:lvlOverride w:ilvl="3">
+      <w:startOverride w:val="1"/>
+    </w:lvlOverride>
+    <w:lvlOverride w:ilvl="4">
+      <w:startOverride w:val="1"/>
+    </w:lvlOverride>
+    <w:lvlOverride w:ilvl="5">
+      <w:startOverride w:val="1"/>
+    </w:lvlOverride>
+    <w:lvlOverride w:ilvl="6">
+      <w:startOverride w:val="1"/>
+    </w:lvlOverride>
+    <w:lvlOverride w:ilvl="7">
+      <w:startOverride w:val="1"/>
+    </w:lvlOverride>
+    <w:lvlOverride w:ilvl="8">
+      <w:startOverride w:val="1"/>
+    </w:lvlOverride>
+  </w:num>
+  <w:num w:numId="1011">
     <w:abstractNumId w:val="99431"/>
     <w:lvlOverride w:ilvl="0">
       <w:startOverride w:val="1"/>
@@ -25675,37 +25851,7 @@
       <w:startOverride w:val="1"/>
     </w:lvlOverride>
   </w:num>
-  <w:num w:numId="1010">
-    <w:abstractNumId w:val="99431"/>
-    <w:lvlOverride w:ilvl="0">
-      <w:startOverride w:val="1"/>
-    </w:lvlOverride>
-    <w:lvlOverride w:ilvl="1">
-      <w:startOverride w:val="1"/>
-    </w:lvlOverride>
-    <w:lvlOverride w:ilvl="2">
-      <w:startOverride w:val="1"/>
-    </w:lvlOverride>
-    <w:lvlOverride w:ilvl="3">
-      <w:startOverride w:val="1"/>
-    </w:lvlOverride>
-    <w:lvlOverride w:ilvl="4">
-      <w:startOverride w:val="1"/>
-    </w:lvlOverride>
-    <w:lvlOverride w:ilvl="5">
-      <w:startOverride w:val="1"/>
-    </w:lvlOverride>
-    <w:lvlOverride w:ilvl="6">
-      <w:startOverride w:val="1"/>
-    </w:lvlOverride>
-    <w:lvlOverride w:ilvl="7">
-      <w:startOverride w:val="1"/>
-    </w:lvlOverride>
-    <w:lvlOverride w:ilvl="8">
-      <w:startOverride w:val="1"/>
-    </w:lvlOverride>
-  </w:num>
-  <w:num w:numId="1011">
+  <w:num w:numId="1012">
     <w:abstractNumId w:val="99432"/>
     <w:lvlOverride w:ilvl="0">
       <w:startOverride w:val="2"/>
@@ -25735,217 +25881,7 @@
       <w:startOverride w:val="2"/>
     </w:lvlOverride>
   </w:num>
-  <w:num w:numId="1012">
-    <w:abstractNumId w:val="99431"/>
-    <w:lvlOverride w:ilvl="0">
-      <w:startOverride w:val="1"/>
-    </w:lvlOverride>
-    <w:lvlOverride w:ilvl="1">
-      <w:startOverride w:val="1"/>
-    </w:lvlOverride>
-    <w:lvlOverride w:ilvl="2">
-      <w:startOverride w:val="1"/>
-    </w:lvlOverride>
-    <w:lvlOverride w:ilvl="3">
-      <w:startOverride w:val="1"/>
-    </w:lvlOverride>
-    <w:lvlOverride w:ilvl="4">
-      <w:startOverride w:val="1"/>
-    </w:lvlOverride>
-    <w:lvlOverride w:ilvl="5">
-      <w:startOverride w:val="1"/>
-    </w:lvlOverride>
-    <w:lvlOverride w:ilvl="6">
-      <w:startOverride w:val="1"/>
-    </w:lvlOverride>
-    <w:lvlOverride w:ilvl="7">
-      <w:startOverride w:val="1"/>
-    </w:lvlOverride>
-    <w:lvlOverride w:ilvl="8">
-      <w:startOverride w:val="1"/>
-    </w:lvlOverride>
-  </w:num>
   <w:num w:numId="1013">
-    <w:abstractNumId w:val="99412"/>
-    <w:lvlOverride w:ilvl="0">
-      <w:startOverride w:val="2"/>
-    </w:lvlOverride>
-    <w:lvlOverride w:ilvl="1">
-      <w:startOverride w:val="2"/>
-    </w:lvlOverride>
-    <w:lvlOverride w:ilvl="2">
-      <w:startOverride w:val="2"/>
-    </w:lvlOverride>
-    <w:lvlOverride w:ilvl="3">
-      <w:startOverride w:val="2"/>
-    </w:lvlOverride>
-    <w:lvlOverride w:ilvl="4">
-      <w:startOverride w:val="2"/>
-    </w:lvlOverride>
-    <w:lvlOverride w:ilvl="5">
-      <w:startOverride w:val="2"/>
-    </w:lvlOverride>
-    <w:lvlOverride w:ilvl="6">
-      <w:startOverride w:val="2"/>
-    </w:lvlOverride>
-    <w:lvlOverride w:ilvl="7">
-      <w:startOverride w:val="2"/>
-    </w:lvlOverride>
-    <w:lvlOverride w:ilvl="8">
-      <w:startOverride w:val="2"/>
-    </w:lvlOverride>
-  </w:num>
-  <w:num w:numId="1014">
-    <w:abstractNumId w:val="99411"/>
-    <w:lvlOverride w:ilvl="0">
-      <w:startOverride w:val="1"/>
-    </w:lvlOverride>
-    <w:lvlOverride w:ilvl="1">
-      <w:startOverride w:val="1"/>
-    </w:lvlOverride>
-    <w:lvlOverride w:ilvl="2">
-      <w:startOverride w:val="1"/>
-    </w:lvlOverride>
-    <w:lvlOverride w:ilvl="3">
-      <w:startOverride w:val="1"/>
-    </w:lvlOverride>
-    <w:lvlOverride w:ilvl="4">
-      <w:startOverride w:val="1"/>
-    </w:lvlOverride>
-    <w:lvlOverride w:ilvl="5">
-      <w:startOverride w:val="1"/>
-    </w:lvlOverride>
-    <w:lvlOverride w:ilvl="6">
-      <w:startOverride w:val="1"/>
-    </w:lvlOverride>
-    <w:lvlOverride w:ilvl="7">
-      <w:startOverride w:val="1"/>
-    </w:lvlOverride>
-    <w:lvlOverride w:ilvl="8">
-      <w:startOverride w:val="1"/>
-    </w:lvlOverride>
-  </w:num>
-  <w:num w:numId="1015">
-    <w:abstractNumId w:val="99731"/>
-    <w:lvlOverride w:ilvl="0">
-      <w:startOverride w:val="1"/>
-    </w:lvlOverride>
-    <w:lvlOverride w:ilvl="1">
-      <w:startOverride w:val="1"/>
-    </w:lvlOverride>
-    <w:lvlOverride w:ilvl="2">
-      <w:startOverride w:val="1"/>
-    </w:lvlOverride>
-    <w:lvlOverride w:ilvl="3">
-      <w:startOverride w:val="1"/>
-    </w:lvlOverride>
-    <w:lvlOverride w:ilvl="4">
-      <w:startOverride w:val="1"/>
-    </w:lvlOverride>
-    <w:lvlOverride w:ilvl="5">
-      <w:startOverride w:val="1"/>
-    </w:lvlOverride>
-    <w:lvlOverride w:ilvl="6">
-      <w:startOverride w:val="1"/>
-    </w:lvlOverride>
-    <w:lvlOverride w:ilvl="7">
-      <w:startOverride w:val="1"/>
-    </w:lvlOverride>
-    <w:lvlOverride w:ilvl="8">
-      <w:startOverride w:val="1"/>
-    </w:lvlOverride>
-  </w:num>
-  <w:num w:numId="1016">
-    <w:abstractNumId w:val="99731"/>
-    <w:lvlOverride w:ilvl="0">
-      <w:startOverride w:val="1"/>
-    </w:lvlOverride>
-    <w:lvlOverride w:ilvl="1">
-      <w:startOverride w:val="1"/>
-    </w:lvlOverride>
-    <w:lvlOverride w:ilvl="2">
-      <w:startOverride w:val="1"/>
-    </w:lvlOverride>
-    <w:lvlOverride w:ilvl="3">
-      <w:startOverride w:val="1"/>
-    </w:lvlOverride>
-    <w:lvlOverride w:ilvl="4">
-      <w:startOverride w:val="1"/>
-    </w:lvlOverride>
-    <w:lvlOverride w:ilvl="5">
-      <w:startOverride w:val="1"/>
-    </w:lvlOverride>
-    <w:lvlOverride w:ilvl="6">
-      <w:startOverride w:val="1"/>
-    </w:lvlOverride>
-    <w:lvlOverride w:ilvl="7">
-      <w:startOverride w:val="1"/>
-    </w:lvlOverride>
-    <w:lvlOverride w:ilvl="8">
-      <w:startOverride w:val="1"/>
-    </w:lvlOverride>
-  </w:num>
-  <w:num w:numId="1017">
-    <w:abstractNumId w:val="99431"/>
-    <w:lvlOverride w:ilvl="0">
-      <w:startOverride w:val="1"/>
-    </w:lvlOverride>
-    <w:lvlOverride w:ilvl="1">
-      <w:startOverride w:val="1"/>
-    </w:lvlOverride>
-    <w:lvlOverride w:ilvl="2">
-      <w:startOverride w:val="1"/>
-    </w:lvlOverride>
-    <w:lvlOverride w:ilvl="3">
-      <w:startOverride w:val="1"/>
-    </w:lvlOverride>
-    <w:lvlOverride w:ilvl="4">
-      <w:startOverride w:val="1"/>
-    </w:lvlOverride>
-    <w:lvlOverride w:ilvl="5">
-      <w:startOverride w:val="1"/>
-    </w:lvlOverride>
-    <w:lvlOverride w:ilvl="6">
-      <w:startOverride w:val="1"/>
-    </w:lvlOverride>
-    <w:lvlOverride w:ilvl="7">
-      <w:startOverride w:val="1"/>
-    </w:lvlOverride>
-    <w:lvlOverride w:ilvl="8">
-      <w:startOverride w:val="1"/>
-    </w:lvlOverride>
-  </w:num>
-  <w:num w:numId="1018">
-    <w:abstractNumId w:val="99432"/>
-    <w:lvlOverride w:ilvl="0">
-      <w:startOverride w:val="2"/>
-    </w:lvlOverride>
-    <w:lvlOverride w:ilvl="1">
-      <w:startOverride w:val="2"/>
-    </w:lvlOverride>
-    <w:lvlOverride w:ilvl="2">
-      <w:startOverride w:val="2"/>
-    </w:lvlOverride>
-    <w:lvlOverride w:ilvl="3">
-      <w:startOverride w:val="2"/>
-    </w:lvlOverride>
-    <w:lvlOverride w:ilvl="4">
-      <w:startOverride w:val="2"/>
-    </w:lvlOverride>
-    <w:lvlOverride w:ilvl="5">
-      <w:startOverride w:val="2"/>
-    </w:lvlOverride>
-    <w:lvlOverride w:ilvl="6">
-      <w:startOverride w:val="2"/>
-    </w:lvlOverride>
-    <w:lvlOverride w:ilvl="7">
-      <w:startOverride w:val="2"/>
-    </w:lvlOverride>
-    <w:lvlOverride w:ilvl="8">
-      <w:startOverride w:val="2"/>
-    </w:lvlOverride>
-  </w:num>
-  <w:num w:numId="1019">
     <w:abstractNumId w:val="99433"/>
     <w:lvlOverride w:ilvl="0">
       <w:startOverride w:val="3"/>
@@ -25975,7 +25911,7 @@
       <w:startOverride w:val="3"/>
     </w:lvlOverride>
   </w:num>
-  <w:num w:numId="1020">
+  <w:num w:numId="1014">
     <w:abstractNumId w:val="99434"/>
     <w:lvlOverride w:ilvl="0">
       <w:startOverride w:val="4"/>
@@ -26005,7 +25941,7 @@
       <w:startOverride w:val="4"/>
     </w:lvlOverride>
   </w:num>
-  <w:num w:numId="1021">
+  <w:num w:numId="1015">
     <w:abstractNumId w:val="991"/>
   </w:num>
 </w:numbering>

--- a/00-首页/题组Word/习题书/第三篇-有机化学/11-反应机理与推断-学生版.docx
+++ b/00-首页/题组Word/习题书/第三篇-有机化学/11-反应机理与推断-学生版.docx
@@ -124,7 +124,7 @@
         </w:rPr>
         <w:drawing>
           <wp:inline>
-            <wp:extent cx="3600000" cy="2014507"/>
+            <wp:extent cx="3349784" cy="2014507"/>
             <wp:effectExtent b="0" l="0" r="0" t="0"/>
             <wp:docPr descr="" title="" id="11" name="Picture"/>
             <a:graphic>
@@ -145,7 +145,7 @@
                   <pic:spPr bwMode="auto">
                     <a:xfrm>
                       <a:off x="0" y="0"/>
-                      <a:ext cx="3600000" cy="2014507"/>
+                      <a:ext cx="3349784" cy="2014507"/>
                     </a:xfrm>
                     <a:prstGeom prst="rect">
                       <a:avLst/>
@@ -166,6 +166,21 @@
     </w:p>
     <w:p>
       <w:pPr>
+        <w:spacing w:before="0" w:after="0"/>
+      </w:pPr>
+    </w:p>
+    <w:p>
+      <w:pPr>
+        <w:spacing w:before="0" w:after="0"/>
+      </w:pPr>
+    </w:p>
+    <w:p>
+      <w:pPr>
+        <w:spacing w:before="0" w:after="0"/>
+      </w:pPr>
+    </w:p>
+    <w:p>
+      <w:pPr>
         <w:spacing w:before="160" w:after="80"/>
       </w:pPr>
       <w:r>
@@ -285,6 +300,21 @@
     </w:p>
     <w:p>
       <w:pPr>
+        <w:spacing w:before="0" w:after="0"/>
+      </w:pPr>
+    </w:p>
+    <w:p>
+      <w:pPr>
+        <w:spacing w:before="0" w:after="0"/>
+      </w:pPr>
+    </w:p>
+    <w:p>
+      <w:pPr>
+        <w:spacing w:before="0" w:after="0"/>
+      </w:pPr>
+    </w:p>
+    <w:p>
+      <w:pPr>
         <w:spacing w:before="160" w:after="80"/>
       </w:pPr>
       <w:r>
@@ -361,6 +391,21 @@
     </w:p>
     <w:p>
       <w:pPr>
+        <w:spacing w:before="0" w:after="0"/>
+      </w:pPr>
+    </w:p>
+    <w:p>
+      <w:pPr>
+        <w:spacing w:before="0" w:after="0"/>
+      </w:pPr>
+    </w:p>
+    <w:p>
+      <w:pPr>
+        <w:spacing w:before="0" w:after="0"/>
+      </w:pPr>
+    </w:p>
+    <w:p>
+      <w:pPr>
         <w:spacing w:before="160" w:after="80"/>
       </w:pPr>
       <w:r>
@@ -420,6 +465,21 @@
     </w:p>
     <w:p>
       <w:pPr>
+        <w:spacing w:before="0" w:after="0"/>
+      </w:pPr>
+    </w:p>
+    <w:p>
+      <w:pPr>
+        <w:spacing w:before="0" w:after="0"/>
+      </w:pPr>
+    </w:p>
+    <w:p>
+      <w:pPr>
+        <w:spacing w:before="0" w:after="0"/>
+      </w:pPr>
+    </w:p>
+    <w:p>
+      <w:pPr>
         <w:spacing w:before="160" w:after="80"/>
       </w:pPr>
       <w:r>
@@ -488,6 +548,21 @@
         </w:rPr>
         <w:t>。</w:t>
       </w:r>
+    </w:p>
+    <w:p>
+      <w:pPr>
+        <w:spacing w:before="0" w:after="0"/>
+      </w:pPr>
+    </w:p>
+    <w:p>
+      <w:pPr>
+        <w:spacing w:before="0" w:after="0"/>
+      </w:pPr>
+    </w:p>
+    <w:p>
+      <w:pPr>
+        <w:spacing w:before="0" w:after="0"/>
+      </w:pPr>
     </w:p>
     <w:p>
       <w:pPr>
@@ -671,6 +746,31 @@
     </w:p>
     <w:p>
       <w:pPr>
+        <w:spacing w:before="0" w:after="0"/>
+      </w:pPr>
+    </w:p>
+    <w:p>
+      <w:pPr>
+        <w:spacing w:before="0" w:after="0"/>
+      </w:pPr>
+    </w:p>
+    <w:p>
+      <w:pPr>
+        <w:spacing w:before="0" w:after="0"/>
+      </w:pPr>
+    </w:p>
+    <w:p>
+      <w:pPr>
+        <w:spacing w:before="0" w:after="0"/>
+      </w:pPr>
+    </w:p>
+    <w:p>
+      <w:pPr>
+        <w:spacing w:before="0" w:after="0"/>
+      </w:pPr>
+    </w:p>
+    <w:p>
+      <w:pPr>
         <w:spacing w:before="160" w:after="80"/>
       </w:pPr>
       <w:r>
@@ -718,6 +818,21 @@
     </w:p>
     <w:p>
       <w:pPr>
+        <w:spacing w:before="0" w:after="0"/>
+      </w:pPr>
+    </w:p>
+    <w:p>
+      <w:pPr>
+        <w:spacing w:before="0" w:after="0"/>
+      </w:pPr>
+    </w:p>
+    <w:p>
+      <w:pPr>
+        <w:spacing w:before="0" w:after="0"/>
+      </w:pPr>
+    </w:p>
+    <w:p>
+      <w:pPr>
         <w:spacing w:before="160" w:after="80"/>
       </w:pPr>
       <w:r>
@@ -813,6 +928,21 @@
     </w:p>
     <w:p>
       <w:pPr>
+        <w:spacing w:before="0" w:after="0"/>
+      </w:pPr>
+    </w:p>
+    <w:p>
+      <w:pPr>
+        <w:spacing w:before="0" w:after="0"/>
+      </w:pPr>
+    </w:p>
+    <w:p>
+      <w:pPr>
+        <w:spacing w:before="0" w:after="0"/>
+      </w:pPr>
+    </w:p>
+    <w:p>
+      <w:pPr>
         <w:spacing w:before="160" w:after="80"/>
       </w:pPr>
       <w:r>
@@ -872,6 +1002,21 @@
     </w:p>
     <w:p>
       <w:pPr>
+        <w:spacing w:before="0" w:after="0"/>
+      </w:pPr>
+    </w:p>
+    <w:p>
+      <w:pPr>
+        <w:spacing w:before="0" w:after="0"/>
+      </w:pPr>
+    </w:p>
+    <w:p>
+      <w:pPr>
+        <w:spacing w:before="0" w:after="0"/>
+      </w:pPr>
+    </w:p>
+    <w:p>
+      <w:pPr>
         <w:spacing w:before="160" w:after="80"/>
       </w:pPr>
       <w:r>
@@ -977,7 +1122,7 @@
         </w:rPr>
         <w:drawing>
           <wp:inline>
-            <wp:extent cx="3600000" cy="1486587"/>
+            <wp:extent cx="3600000" cy="1439041"/>
             <wp:effectExtent b="0" l="0" r="0" t="0"/>
             <wp:docPr descr="" title="" id="23" name="Picture"/>
             <a:graphic>
@@ -998,7 +1143,7 @@
                   <pic:spPr bwMode="auto">
                     <a:xfrm>
                       <a:off x="0" y="0"/>
-                      <a:ext cx="3600000" cy="1486587"/>
+                      <a:ext cx="3600000" cy="1439041"/>
                     </a:xfrm>
                     <a:prstGeom prst="rect">
                       <a:avLst/>
@@ -1019,6 +1164,21 @@
     </w:p>
     <w:p>
       <w:pPr>
+        <w:spacing w:before="0" w:after="0"/>
+      </w:pPr>
+    </w:p>
+    <w:p>
+      <w:pPr>
+        <w:spacing w:before="0" w:after="0"/>
+      </w:pPr>
+    </w:p>
+    <w:p>
+      <w:pPr>
+        <w:spacing w:before="0" w:after="0"/>
+      </w:pPr>
+    </w:p>
+    <w:p>
+      <w:pPr>
         <w:spacing w:before="160" w:after="80"/>
       </w:pPr>
       <w:r>
@@ -1066,6 +1226,21 @@
     </w:p>
     <w:p>
       <w:pPr>
+        <w:spacing w:before="0" w:after="0"/>
+      </w:pPr>
+    </w:p>
+    <w:p>
+      <w:pPr>
+        <w:spacing w:before="0" w:after="0"/>
+      </w:pPr>
+    </w:p>
+    <w:p>
+      <w:pPr>
+        <w:spacing w:before="0" w:after="0"/>
+      </w:pPr>
+    </w:p>
+    <w:p>
+      <w:pPr>
         <w:spacing w:before="160" w:after="80"/>
       </w:pPr>
       <w:r>
@@ -1167,6 +1342,21 @@
     </w:p>
     <w:p>
       <w:pPr>
+        <w:spacing w:before="0" w:after="0"/>
+      </w:pPr>
+    </w:p>
+    <w:p>
+      <w:pPr>
+        <w:spacing w:before="0" w:after="0"/>
+      </w:pPr>
+    </w:p>
+    <w:p>
+      <w:pPr>
+        <w:spacing w:before="0" w:after="0"/>
+      </w:pPr>
+    </w:p>
+    <w:p>
+      <w:pPr>
         <w:spacing w:before="160" w:after="80"/>
       </w:pPr>
       <w:r>
@@ -1238,6 +1428,21 @@
     </w:p>
     <w:p>
       <w:pPr>
+        <w:spacing w:before="0" w:after="0"/>
+      </w:pPr>
+    </w:p>
+    <w:p>
+      <w:pPr>
+        <w:spacing w:before="0" w:after="0"/>
+      </w:pPr>
+    </w:p>
+    <w:p>
+      <w:pPr>
+        <w:spacing w:before="0" w:after="0"/>
+      </w:pPr>
+    </w:p>
+    <w:p>
+      <w:pPr>
         <w:spacing w:before="160" w:after="80"/>
       </w:pPr>
       <w:r>
@@ -1297,6 +1502,21 @@
     </w:p>
     <w:p>
       <w:pPr>
+        <w:spacing w:before="0" w:after="0"/>
+      </w:pPr>
+    </w:p>
+    <w:p>
+      <w:pPr>
+        <w:spacing w:before="0" w:after="0"/>
+      </w:pPr>
+    </w:p>
+    <w:p>
+      <w:pPr>
+        <w:spacing w:before="0" w:after="0"/>
+      </w:pPr>
+    </w:p>
+    <w:p>
+      <w:pPr>
         <w:spacing w:before="160" w:after="80"/>
       </w:pPr>
       <w:r>
@@ -1380,6 +1600,31 @@
     </w:p>
     <w:p>
       <w:pPr>
+        <w:spacing w:before="0" w:after="0"/>
+      </w:pPr>
+    </w:p>
+    <w:p>
+      <w:pPr>
+        <w:spacing w:before="0" w:after="0"/>
+      </w:pPr>
+    </w:p>
+    <w:p>
+      <w:pPr>
+        <w:spacing w:before="0" w:after="0"/>
+      </w:pPr>
+    </w:p>
+    <w:p>
+      <w:pPr>
+        <w:spacing w:before="0" w:after="0"/>
+      </w:pPr>
+    </w:p>
+    <w:p>
+      <w:pPr>
+        <w:spacing w:before="0" w:after="0"/>
+      </w:pPr>
+    </w:p>
+    <w:p>
+      <w:pPr>
         <w:spacing w:before="160" w:after="80"/>
       </w:pPr>
       <w:r>
@@ -1475,6 +1720,21 @@
     </w:p>
     <w:p>
       <w:pPr>
+        <w:spacing w:before="0" w:after="0"/>
+      </w:pPr>
+    </w:p>
+    <w:p>
+      <w:pPr>
+        <w:spacing w:before="0" w:after="0"/>
+      </w:pPr>
+    </w:p>
+    <w:p>
+      <w:pPr>
+        <w:spacing w:before="0" w:after="0"/>
+      </w:pPr>
+    </w:p>
+    <w:p>
+      <w:pPr>
         <w:spacing w:before="160" w:after="80"/>
       </w:pPr>
       <w:r>
@@ -1558,6 +1818,21 @@
     </w:p>
     <w:p>
       <w:pPr>
+        <w:spacing w:before="0" w:after="0"/>
+      </w:pPr>
+    </w:p>
+    <w:p>
+      <w:pPr>
+        <w:spacing w:before="0" w:after="0"/>
+      </w:pPr>
+    </w:p>
+    <w:p>
+      <w:pPr>
+        <w:spacing w:before="0" w:after="0"/>
+      </w:pPr>
+    </w:p>
+    <w:p>
+      <w:pPr>
         <w:spacing w:before="160" w:after="80"/>
       </w:pPr>
       <w:r>
@@ -1677,6 +1952,31 @@
     </w:p>
     <w:p>
       <w:pPr>
+        <w:spacing w:before="0" w:after="0"/>
+      </w:pPr>
+    </w:p>
+    <w:p>
+      <w:pPr>
+        <w:spacing w:before="0" w:after="0"/>
+      </w:pPr>
+    </w:p>
+    <w:p>
+      <w:pPr>
+        <w:spacing w:before="0" w:after="0"/>
+      </w:pPr>
+    </w:p>
+    <w:p>
+      <w:pPr>
+        <w:spacing w:before="0" w:after="0"/>
+      </w:pPr>
+    </w:p>
+    <w:p>
+      <w:pPr>
+        <w:spacing w:before="0" w:after="0"/>
+      </w:pPr>
+    </w:p>
+    <w:p>
+      <w:pPr>
         <w:spacing w:before="160" w:after="80"/>
       </w:pPr>
       <w:r>
@@ -1718,6 +2018,21 @@
     </w:p>
     <w:p>
       <w:pPr>
+        <w:spacing w:before="0" w:after="0"/>
+      </w:pPr>
+    </w:p>
+    <w:p>
+      <w:pPr>
+        <w:spacing w:before="0" w:after="0"/>
+      </w:pPr>
+    </w:p>
+    <w:p>
+      <w:pPr>
+        <w:spacing w:before="0" w:after="0"/>
+      </w:pPr>
+    </w:p>
+    <w:p>
+      <w:pPr>
         <w:spacing w:before="160" w:after="80"/>
       </w:pPr>
       <w:r>
@@ -1801,6 +2116,21 @@
     </w:p>
     <w:p>
       <w:pPr>
+        <w:spacing w:before="0" w:after="0"/>
+      </w:pPr>
+    </w:p>
+    <w:p>
+      <w:pPr>
+        <w:spacing w:before="0" w:after="0"/>
+      </w:pPr>
+    </w:p>
+    <w:p>
+      <w:pPr>
+        <w:spacing w:before="0" w:after="0"/>
+      </w:pPr>
+    </w:p>
+    <w:p>
+      <w:pPr>
         <w:spacing w:before="160" w:after="80"/>
       </w:pPr>
       <w:r>
@@ -1848,6 +2178,21 @@
     </w:p>
     <w:p>
       <w:pPr>
+        <w:spacing w:before="0" w:after="0"/>
+      </w:pPr>
+    </w:p>
+    <w:p>
+      <w:pPr>
+        <w:spacing w:before="0" w:after="0"/>
+      </w:pPr>
+    </w:p>
+    <w:p>
+      <w:pPr>
+        <w:spacing w:before="0" w:after="0"/>
+      </w:pPr>
+    </w:p>
+    <w:p>
+      <w:pPr>
         <w:spacing w:before="160" w:after="80"/>
       </w:pPr>
       <w:r>
@@ -1931,6 +2276,31 @@
     </w:p>
     <w:p>
       <w:pPr>
+        <w:spacing w:before="0" w:after="0"/>
+      </w:pPr>
+    </w:p>
+    <w:p>
+      <w:pPr>
+        <w:spacing w:before="0" w:after="0"/>
+      </w:pPr>
+    </w:p>
+    <w:p>
+      <w:pPr>
+        <w:spacing w:before="0" w:after="0"/>
+      </w:pPr>
+    </w:p>
+    <w:p>
+      <w:pPr>
+        <w:spacing w:before="0" w:after="0"/>
+      </w:pPr>
+    </w:p>
+    <w:p>
+      <w:pPr>
+        <w:spacing w:before="0" w:after="0"/>
+      </w:pPr>
+    </w:p>
+    <w:p>
+      <w:pPr>
         <w:spacing w:before="160" w:after="80"/>
       </w:pPr>
       <w:r>
@@ -1990,6 +2360,21 @@
     </w:p>
     <w:p>
       <w:pPr>
+        <w:spacing w:before="0" w:after="0"/>
+      </w:pPr>
+    </w:p>
+    <w:p>
+      <w:pPr>
+        <w:spacing w:before="0" w:after="0"/>
+      </w:pPr>
+    </w:p>
+    <w:p>
+      <w:pPr>
+        <w:spacing w:before="0" w:after="0"/>
+      </w:pPr>
+    </w:p>
+    <w:p>
+      <w:pPr>
         <w:spacing w:before="160" w:after="80"/>
       </w:pPr>
       <w:r>
@@ -2169,6 +2554,31 @@
     </w:p>
     <w:p>
       <w:pPr>
+        <w:spacing w:before="0" w:after="0"/>
+      </w:pPr>
+    </w:p>
+    <w:p>
+      <w:pPr>
+        <w:spacing w:before="0" w:after="0"/>
+      </w:pPr>
+    </w:p>
+    <w:p>
+      <w:pPr>
+        <w:spacing w:before="0" w:after="0"/>
+      </w:pPr>
+    </w:p>
+    <w:p>
+      <w:pPr>
+        <w:spacing w:before="0" w:after="0"/>
+      </w:pPr>
+    </w:p>
+    <w:p>
+      <w:pPr>
+        <w:spacing w:before="0" w:after="0"/>
+      </w:pPr>
+    </w:p>
+    <w:p>
+      <w:pPr>
         <w:spacing w:before="160" w:after="80"/>
       </w:pPr>
       <w:r>
@@ -2216,6 +2626,21 @@
     </w:p>
     <w:p>
       <w:pPr>
+        <w:spacing w:before="0" w:after="0"/>
+      </w:pPr>
+    </w:p>
+    <w:p>
+      <w:pPr>
+        <w:spacing w:before="0" w:after="0"/>
+      </w:pPr>
+    </w:p>
+    <w:p>
+      <w:pPr>
+        <w:spacing w:before="0" w:after="0"/>
+      </w:pPr>
+    </w:p>
+    <w:p>
+      <w:pPr>
         <w:spacing w:before="160" w:after="80"/>
       </w:pPr>
       <w:r>
@@ -2275,6 +2700,21 @@
     </w:p>
     <w:p>
       <w:pPr>
+        <w:spacing w:before="0" w:after="0"/>
+      </w:pPr>
+    </w:p>
+    <w:p>
+      <w:pPr>
+        <w:spacing w:before="0" w:after="0"/>
+      </w:pPr>
+    </w:p>
+    <w:p>
+      <w:pPr>
+        <w:spacing w:before="0" w:after="0"/>
+      </w:pPr>
+    </w:p>
+    <w:p>
+      <w:pPr>
         <w:spacing w:before="160" w:after="80"/>
       </w:pPr>
       <w:r>
@@ -2370,6 +2810,21 @@
     </w:p>
     <w:p>
       <w:pPr>
+        <w:spacing w:before="0" w:after="0"/>
+      </w:pPr>
+    </w:p>
+    <w:p>
+      <w:pPr>
+        <w:spacing w:before="0" w:after="0"/>
+      </w:pPr>
+    </w:p>
+    <w:p>
+      <w:pPr>
+        <w:spacing w:before="0" w:after="0"/>
+      </w:pPr>
+    </w:p>
+    <w:p>
+      <w:pPr>
         <w:spacing w:before="160" w:after="80"/>
       </w:pPr>
       <w:r>
@@ -2417,6 +2872,21 @@
     </w:p>
     <w:p>
       <w:pPr>
+        <w:spacing w:before="0" w:after="0"/>
+      </w:pPr>
+    </w:p>
+    <w:p>
+      <w:pPr>
+        <w:spacing w:before="0" w:after="0"/>
+      </w:pPr>
+    </w:p>
+    <w:p>
+      <w:pPr>
+        <w:spacing w:before="0" w:after="0"/>
+      </w:pPr>
+    </w:p>
+    <w:p>
+      <w:pPr>
         <w:spacing w:before="160" w:after="80"/>
       </w:pPr>
       <w:r>
@@ -2488,6 +2958,21 @@
     </w:p>
     <w:p>
       <w:pPr>
+        <w:spacing w:before="0" w:after="0"/>
+      </w:pPr>
+    </w:p>
+    <w:p>
+      <w:pPr>
+        <w:spacing w:before="0" w:after="0"/>
+      </w:pPr>
+    </w:p>
+    <w:p>
+      <w:pPr>
+        <w:spacing w:before="0" w:after="0"/>
+      </w:pPr>
+    </w:p>
+    <w:p>
+      <w:pPr>
         <w:spacing w:before="160" w:after="80"/>
       </w:pPr>
       <w:r>
@@ -2535,6 +3020,21 @@
     </w:p>
     <w:p>
       <w:pPr>
+        <w:spacing w:before="0" w:after="0"/>
+      </w:pPr>
+    </w:p>
+    <w:p>
+      <w:pPr>
+        <w:spacing w:before="0" w:after="0"/>
+      </w:pPr>
+    </w:p>
+    <w:p>
+      <w:pPr>
+        <w:spacing w:before="0" w:after="0"/>
+      </w:pPr>
+    </w:p>
+    <w:p>
+      <w:pPr>
         <w:spacing w:before="160" w:after="80"/>
       </w:pPr>
       <w:r>
@@ -2582,6 +3082,21 @@
     </w:p>
     <w:p>
       <w:pPr>
+        <w:spacing w:before="0" w:after="0"/>
+      </w:pPr>
+    </w:p>
+    <w:p>
+      <w:pPr>
+        <w:spacing w:before="0" w:after="0"/>
+      </w:pPr>
+    </w:p>
+    <w:p>
+      <w:pPr>
+        <w:spacing w:before="0" w:after="0"/>
+      </w:pPr>
+    </w:p>
+    <w:p>
+      <w:pPr>
         <w:spacing w:before="160" w:after="80"/>
       </w:pPr>
       <w:r>
@@ -2629,6 +3144,21 @@
     </w:p>
     <w:p>
       <w:pPr>
+        <w:spacing w:before="0" w:after="0"/>
+      </w:pPr>
+    </w:p>
+    <w:p>
+      <w:pPr>
+        <w:spacing w:before="0" w:after="0"/>
+      </w:pPr>
+    </w:p>
+    <w:p>
+      <w:pPr>
+        <w:spacing w:before="0" w:after="0"/>
+      </w:pPr>
+    </w:p>
+    <w:p>
+      <w:pPr>
         <w:spacing w:before="160" w:after="80"/>
       </w:pPr>
       <w:r>
@@ -2711,7 +3241,7 @@
         </w:rPr>
         <w:drawing>
           <wp:inline>
-            <wp:extent cx="3600000" cy="806785"/>
+            <wp:extent cx="3600000" cy="793929"/>
             <wp:effectExtent b="0" l="0" r="0" t="0"/>
             <wp:docPr descr="" title="" id="49" name="Picture"/>
             <a:graphic>
@@ -2732,7 +3262,7 @@
                   <pic:spPr bwMode="auto">
                     <a:xfrm>
                       <a:off x="0" y="0"/>
-                      <a:ext cx="3600000" cy="806785"/>
+                      <a:ext cx="3600000" cy="793929"/>
                     </a:xfrm>
                     <a:prstGeom prst="rect">
                       <a:avLst/>
@@ -2847,7 +3377,7 @@
         </w:rPr>
         <w:drawing>
           <wp:inline>
-            <wp:extent cx="3600000" cy="1121607"/>
+            <wp:extent cx="3600000" cy="1112563"/>
             <wp:effectExtent b="0" l="0" r="0" t="0"/>
             <wp:docPr descr="" title="" id="52" name="Picture"/>
             <a:graphic>
@@ -2868,7 +3398,7 @@
                   <pic:spPr bwMode="auto">
                     <a:xfrm>
                       <a:off x="0" y="0"/>
-                      <a:ext cx="3600000" cy="1121607"/>
+                      <a:ext cx="3600000" cy="1112563"/>
                     </a:xfrm>
                     <a:prstGeom prst="rect">
                       <a:avLst/>
@@ -2889,6 +3419,21 @@
     </w:p>
     <w:p>
       <w:pPr>
+        <w:spacing w:before="0" w:after="0"/>
+      </w:pPr>
+    </w:p>
+    <w:p>
+      <w:pPr>
+        <w:spacing w:before="0" w:after="0"/>
+      </w:pPr>
+    </w:p>
+    <w:p>
+      <w:pPr>
+        <w:spacing w:before="0" w:after="0"/>
+      </w:pPr>
+    </w:p>
+    <w:p>
+      <w:pPr>
         <w:spacing w:before="160" w:after="80"/>
       </w:pPr>
       <w:r>
@@ -2960,6 +3505,21 @@
     </w:p>
     <w:p>
       <w:pPr>
+        <w:spacing w:before="0" w:after="0"/>
+      </w:pPr>
+    </w:p>
+    <w:p>
+      <w:pPr>
+        <w:spacing w:before="0" w:after="0"/>
+      </w:pPr>
+    </w:p>
+    <w:p>
+      <w:pPr>
+        <w:spacing w:before="0" w:after="0"/>
+      </w:pPr>
+    </w:p>
+    <w:p>
+      <w:pPr>
         <w:spacing w:before="160" w:after="80"/>
       </w:pPr>
       <w:r>
@@ -3004,6 +3564,21 @@
         </w:rPr>
         <w:t>。</w:t>
       </w:r>
+    </w:p>
+    <w:p>
+      <w:pPr>
+        <w:spacing w:before="0" w:after="0"/>
+      </w:pPr>
+    </w:p>
+    <w:p>
+      <w:pPr>
+        <w:spacing w:before="0" w:after="0"/>
+      </w:pPr>
+    </w:p>
+    <w:p>
+      <w:pPr>
+        <w:spacing w:before="0" w:after="0"/>
+      </w:pPr>
     </w:p>
     <w:p>
       <w:pPr>
@@ -3267,6 +3842,31 @@
     </w:p>
     <w:p>
       <w:pPr>
+        <w:spacing w:before="0" w:after="0"/>
+      </w:pPr>
+    </w:p>
+    <w:p>
+      <w:pPr>
+        <w:spacing w:before="0" w:after="0"/>
+      </w:pPr>
+    </w:p>
+    <w:p>
+      <w:pPr>
+        <w:spacing w:before="0" w:after="0"/>
+      </w:pPr>
+    </w:p>
+    <w:p>
+      <w:pPr>
+        <w:spacing w:before="0" w:after="0"/>
+      </w:pPr>
+    </w:p>
+    <w:p>
+      <w:pPr>
+        <w:spacing w:before="0" w:after="0"/>
+      </w:pPr>
+    </w:p>
+    <w:p>
+      <w:pPr>
         <w:spacing w:before="160" w:after="80"/>
       </w:pPr>
       <w:r>
@@ -3372,7 +3972,7 @@
         </w:rPr>
         <w:drawing>
           <wp:inline>
-            <wp:extent cx="3600000" cy="1486587"/>
+            <wp:extent cx="3600000" cy="1439041"/>
             <wp:effectExtent b="0" l="0" r="0" t="0"/>
             <wp:docPr descr="" title="" id="61" name="Picture"/>
             <a:graphic>
@@ -3393,7 +3993,7 @@
                   <pic:spPr bwMode="auto">
                     <a:xfrm>
                       <a:off x="0" y="0"/>
-                      <a:ext cx="3600000" cy="1486587"/>
+                      <a:ext cx="3600000" cy="1439041"/>
                     </a:xfrm>
                     <a:prstGeom prst="rect">
                       <a:avLst/>
@@ -3414,6 +4014,21 @@
     </w:p>
     <w:p>
       <w:pPr>
+        <w:spacing w:before="0" w:after="0"/>
+      </w:pPr>
+    </w:p>
+    <w:p>
+      <w:pPr>
+        <w:spacing w:before="0" w:after="0"/>
+      </w:pPr>
+    </w:p>
+    <w:p>
+      <w:pPr>
+        <w:spacing w:before="0" w:after="0"/>
+      </w:pPr>
+    </w:p>
+    <w:p>
+      <w:pPr>
         <w:spacing w:before="160" w:after="80"/>
       </w:pPr>
       <w:r>
@@ -3458,6 +4073,21 @@
         </w:rPr>
         <w:t>。</w:t>
       </w:r>
+    </w:p>
+    <w:p>
+      <w:pPr>
+        <w:spacing w:before="0" w:after="0"/>
+      </w:pPr>
+    </w:p>
+    <w:p>
+      <w:pPr>
+        <w:spacing w:before="0" w:after="0"/>
+      </w:pPr>
+    </w:p>
+    <w:p>
+      <w:pPr>
+        <w:spacing w:before="0" w:after="0"/>
+      </w:pPr>
     </w:p>
     <w:p>
       <w:pPr>
@@ -3680,6 +4310,21 @@
     </w:p>
     <w:p>
       <w:pPr>
+        <w:spacing w:before="0" w:after="0"/>
+      </w:pPr>
+    </w:p>
+    <w:p>
+      <w:pPr>
+        <w:spacing w:before="0" w:after="0"/>
+      </w:pPr>
+    </w:p>
+    <w:p>
+      <w:pPr>
+        <w:spacing w:before="0" w:after="0"/>
+      </w:pPr>
+    </w:p>
+    <w:p>
+      <w:pPr>
         <w:spacing w:before="160" w:after="80"/>
       </w:pPr>
       <w:r>
@@ -3751,6 +4396,21 @@
     </w:p>
     <w:p>
       <w:pPr>
+        <w:spacing w:before="0" w:after="0"/>
+      </w:pPr>
+    </w:p>
+    <w:p>
+      <w:pPr>
+        <w:spacing w:before="0" w:after="0"/>
+      </w:pPr>
+    </w:p>
+    <w:p>
+      <w:pPr>
+        <w:spacing w:before="0" w:after="0"/>
+      </w:pPr>
+    </w:p>
+    <w:p>
+      <w:pPr>
         <w:spacing w:before="160" w:after="80"/>
       </w:pPr>
       <w:r>
@@ -3810,6 +4470,21 @@
     </w:p>
     <w:p>
       <w:pPr>
+        <w:spacing w:before="0" w:after="0"/>
+      </w:pPr>
+    </w:p>
+    <w:p>
+      <w:pPr>
+        <w:spacing w:before="0" w:after="0"/>
+      </w:pPr>
+    </w:p>
+    <w:p>
+      <w:pPr>
+        <w:spacing w:before="0" w:after="0"/>
+      </w:pPr>
+    </w:p>
+    <w:p>
+      <w:pPr>
         <w:spacing w:before="160" w:after="80"/>
       </w:pPr>
       <w:r>
@@ -3905,6 +4580,21 @@
     </w:p>
     <w:p>
       <w:pPr>
+        <w:spacing w:before="0" w:after="0"/>
+      </w:pPr>
+    </w:p>
+    <w:p>
+      <w:pPr>
+        <w:spacing w:before="0" w:after="0"/>
+      </w:pPr>
+    </w:p>
+    <w:p>
+      <w:pPr>
+        <w:spacing w:before="0" w:after="0"/>
+      </w:pPr>
+    </w:p>
+    <w:p>
+      <w:pPr>
         <w:spacing w:before="160" w:after="80"/>
       </w:pPr>
       <w:r>
@@ -3988,6 +4678,21 @@
     </w:p>
     <w:p>
       <w:pPr>
+        <w:spacing w:before="0" w:after="0"/>
+      </w:pPr>
+    </w:p>
+    <w:p>
+      <w:pPr>
+        <w:spacing w:before="0" w:after="0"/>
+      </w:pPr>
+    </w:p>
+    <w:p>
+      <w:pPr>
+        <w:spacing w:before="0" w:after="0"/>
+      </w:pPr>
+    </w:p>
+    <w:p>
+      <w:pPr>
         <w:spacing w:before="160" w:after="80"/>
       </w:pPr>
       <w:r>
@@ -4253,6 +4958,31 @@
     </w:p>
     <w:p>
       <w:pPr>
+        <w:spacing w:before="0" w:after="0"/>
+      </w:pPr>
+    </w:p>
+    <w:p>
+      <w:pPr>
+        <w:spacing w:before="0" w:after="0"/>
+      </w:pPr>
+    </w:p>
+    <w:p>
+      <w:pPr>
+        <w:spacing w:before="0" w:after="0"/>
+      </w:pPr>
+    </w:p>
+    <w:p>
+      <w:pPr>
+        <w:spacing w:before="0" w:after="0"/>
+      </w:pPr>
+    </w:p>
+    <w:p>
+      <w:pPr>
+        <w:spacing w:before="0" w:after="0"/>
+      </w:pPr>
+    </w:p>
+    <w:p>
+      <w:pPr>
         <w:spacing w:before="160" w:after="80"/>
       </w:pPr>
       <w:r>
@@ -4335,6 +5065,21 @@
     </w:p>
     <w:p>
       <w:pPr>
+        <w:spacing w:before="0" w:after="0"/>
+      </w:pPr>
+    </w:p>
+    <w:p>
+      <w:pPr>
+        <w:spacing w:before="0" w:after="0"/>
+      </w:pPr>
+    </w:p>
+    <w:p>
+      <w:pPr>
+        <w:spacing w:before="0" w:after="0"/>
+      </w:pPr>
+    </w:p>
+    <w:p>
+      <w:pPr>
         <w:spacing w:before="160" w:after="80"/>
       </w:pPr>
       <w:r>
@@ -4449,6 +5194,21 @@
     </w:p>
     <w:p>
       <w:pPr>
+        <w:spacing w:before="0" w:after="0"/>
+      </w:pPr>
+    </w:p>
+    <w:p>
+      <w:pPr>
+        <w:spacing w:before="0" w:after="0"/>
+      </w:pPr>
+    </w:p>
+    <w:p>
+      <w:pPr>
+        <w:spacing w:before="0" w:after="0"/>
+      </w:pPr>
+    </w:p>
+    <w:p>
+      <w:pPr>
         <w:spacing w:before="160" w:after="80"/>
       </w:pPr>
       <w:r>
@@ -4525,6 +5285,21 @@
     </w:p>
     <w:p>
       <w:pPr>
+        <w:spacing w:before="0" w:after="0"/>
+      </w:pPr>
+    </w:p>
+    <w:p>
+      <w:pPr>
+        <w:spacing w:before="0" w:after="0"/>
+      </w:pPr>
+    </w:p>
+    <w:p>
+      <w:pPr>
+        <w:spacing w:before="0" w:after="0"/>
+      </w:pPr>
+    </w:p>
+    <w:p>
+      <w:pPr>
         <w:spacing w:before="160" w:after="80"/>
       </w:pPr>
       <w:r>
@@ -4576,7 +5351,7 @@
         </w:rPr>
         <w:drawing>
           <wp:inline>
-            <wp:extent cx="3600000" cy="565072"/>
+            <wp:extent cx="3600000" cy="561331"/>
             <wp:effectExtent b="0" l="0" r="0" t="0"/>
             <wp:docPr descr="" title="" id="75" name="Picture"/>
             <a:graphic>
@@ -4597,7 +5372,7 @@
                   <pic:spPr bwMode="auto">
                     <a:xfrm>
                       <a:off x="0" y="0"/>
-                      <a:ext cx="3600000" cy="565072"/>
+                      <a:ext cx="3600000" cy="561331"/>
                     </a:xfrm>
                     <a:prstGeom prst="rect">
                       <a:avLst/>
@@ -4654,6 +5429,46 @@
     </w:p>
     <w:p>
       <w:pPr>
+        <w:spacing w:before="0" w:after="0"/>
+      </w:pPr>
+    </w:p>
+    <w:p>
+      <w:pPr>
+        <w:spacing w:before="0" w:after="0"/>
+      </w:pPr>
+    </w:p>
+    <w:p>
+      <w:pPr>
+        <w:spacing w:before="0" w:after="0"/>
+      </w:pPr>
+    </w:p>
+    <w:p>
+      <w:pPr>
+        <w:spacing w:before="0" w:after="0"/>
+      </w:pPr>
+    </w:p>
+    <w:p>
+      <w:pPr>
+        <w:spacing w:before="0" w:after="0"/>
+      </w:pPr>
+    </w:p>
+    <w:p>
+      <w:pPr>
+        <w:spacing w:before="0" w:after="0"/>
+      </w:pPr>
+    </w:p>
+    <w:p>
+      <w:pPr>
+        <w:spacing w:before="0" w:after="0"/>
+      </w:pPr>
+    </w:p>
+    <w:p>
+      <w:pPr>
+        <w:spacing w:before="0" w:after="0"/>
+      </w:pPr>
+    </w:p>
+    <w:p>
+      <w:pPr>
         <w:spacing w:before="160" w:after="80"/>
       </w:pPr>
       <w:r>
@@ -4705,7 +5520,7 @@
         </w:rPr>
         <w:drawing>
           <wp:inline>
-            <wp:extent cx="3600000" cy="411880"/>
+            <wp:extent cx="3584148" cy="411880"/>
             <wp:effectExtent b="0" l="0" r="0" t="0"/>
             <wp:docPr descr="" title="" id="79" name="Picture"/>
             <a:graphic>
@@ -4726,7 +5541,7 @@
                   <pic:spPr bwMode="auto">
                     <a:xfrm>
                       <a:off x="0" y="0"/>
-                      <a:ext cx="3600000" cy="411880"/>
+                      <a:ext cx="3584148" cy="411880"/>
                     </a:xfrm>
                     <a:prstGeom prst="rect">
                       <a:avLst/>
@@ -4772,6 +5587,31 @@
     </w:p>
     <w:p>
       <w:pPr>
+        <w:spacing w:before="0" w:after="0"/>
+      </w:pPr>
+    </w:p>
+    <w:p>
+      <w:pPr>
+        <w:spacing w:before="0" w:after="0"/>
+      </w:pPr>
+    </w:p>
+    <w:p>
+      <w:pPr>
+        <w:spacing w:before="0" w:after="0"/>
+      </w:pPr>
+    </w:p>
+    <w:p>
+      <w:pPr>
+        <w:spacing w:before="0" w:after="0"/>
+      </w:pPr>
+    </w:p>
+    <w:p>
+      <w:pPr>
+        <w:spacing w:before="0" w:after="0"/>
+      </w:pPr>
+    </w:p>
+    <w:p>
+      <w:pPr>
         <w:spacing w:before="160" w:after="80"/>
       </w:pPr>
       <w:r>
@@ -4835,7 +5675,7 @@
         </w:rPr>
         <w:drawing>
           <wp:inline>
-            <wp:extent cx="3600000" cy="749614"/>
+            <wp:extent cx="3600000" cy="744987"/>
             <wp:effectExtent b="0" l="0" r="0" t="0"/>
             <wp:docPr descr="" title="" id="83" name="Picture"/>
             <a:graphic>
@@ -4856,7 +5696,7 @@
                   <pic:spPr bwMode="auto">
                     <a:xfrm>
                       <a:off x="0" y="0"/>
-                      <a:ext cx="3600000" cy="749614"/>
+                      <a:ext cx="3600000" cy="744987"/>
                     </a:xfrm>
                     <a:prstGeom prst="rect">
                       <a:avLst/>
@@ -4902,6 +5742,46 @@
     </w:p>
     <w:p>
       <w:pPr>
+        <w:spacing w:before="0" w:after="0"/>
+      </w:pPr>
+    </w:p>
+    <w:p>
+      <w:pPr>
+        <w:spacing w:before="0" w:after="0"/>
+      </w:pPr>
+    </w:p>
+    <w:p>
+      <w:pPr>
+        <w:spacing w:before="0" w:after="0"/>
+      </w:pPr>
+    </w:p>
+    <w:p>
+      <w:pPr>
+        <w:spacing w:before="0" w:after="0"/>
+      </w:pPr>
+    </w:p>
+    <w:p>
+      <w:pPr>
+        <w:spacing w:before="0" w:after="0"/>
+      </w:pPr>
+    </w:p>
+    <w:p>
+      <w:pPr>
+        <w:spacing w:before="0" w:after="0"/>
+      </w:pPr>
+    </w:p>
+    <w:p>
+      <w:pPr>
+        <w:spacing w:before="0" w:after="0"/>
+      </w:pPr>
+    </w:p>
+    <w:p>
+      <w:pPr>
+        <w:spacing w:before="0" w:after="0"/>
+      </w:pPr>
+    </w:p>
+    <w:p>
+      <w:pPr>
         <w:spacing w:before="160" w:after="80"/>
       </w:pPr>
       <w:r>
@@ -4965,7 +5845,7 @@
         </w:rPr>
         <w:drawing>
           <wp:inline>
-            <wp:extent cx="3600000" cy="273180"/>
+            <wp:extent cx="3599988" cy="273180"/>
             <wp:effectExtent b="0" l="0" r="0" t="0"/>
             <wp:docPr descr="" title="" id="87" name="Picture"/>
             <a:graphic>
@@ -4986,7 +5866,7 @@
                   <pic:spPr bwMode="auto">
                     <a:xfrm>
                       <a:off x="0" y="0"/>
-                      <a:ext cx="3600000" cy="273180"/>
+                      <a:ext cx="3599988" cy="273180"/>
                     </a:xfrm>
                     <a:prstGeom prst="rect">
                       <a:avLst/>
@@ -5032,6 +5912,46 @@
     </w:p>
     <w:p>
       <w:pPr>
+        <w:spacing w:before="0" w:after="0"/>
+      </w:pPr>
+    </w:p>
+    <w:p>
+      <w:pPr>
+        <w:spacing w:before="0" w:after="0"/>
+      </w:pPr>
+    </w:p>
+    <w:p>
+      <w:pPr>
+        <w:spacing w:before="0" w:after="0"/>
+      </w:pPr>
+    </w:p>
+    <w:p>
+      <w:pPr>
+        <w:spacing w:before="0" w:after="0"/>
+      </w:pPr>
+    </w:p>
+    <w:p>
+      <w:pPr>
+        <w:spacing w:before="0" w:after="0"/>
+      </w:pPr>
+    </w:p>
+    <w:p>
+      <w:pPr>
+        <w:spacing w:before="0" w:after="0"/>
+      </w:pPr>
+    </w:p>
+    <w:p>
+      <w:pPr>
+        <w:spacing w:before="0" w:after="0"/>
+      </w:pPr>
+    </w:p>
+    <w:p>
+      <w:pPr>
+        <w:spacing w:before="0" w:after="0"/>
+      </w:pPr>
+    </w:p>
+    <w:p>
+      <w:pPr>
         <w:spacing w:before="160" w:after="80"/>
       </w:pPr>
       <w:r>
@@ -5109,7 +6029,7 @@
         </w:rPr>
         <w:drawing>
           <wp:inline>
-            <wp:extent cx="3600000" cy="870967"/>
+            <wp:extent cx="3599997" cy="870967"/>
             <wp:effectExtent b="0" l="0" r="0" t="0"/>
             <wp:docPr descr="" title="" id="91" name="Picture"/>
             <a:graphic>
@@ -5130,7 +6050,7 @@
                   <pic:spPr bwMode="auto">
                     <a:xfrm>
                       <a:off x="0" y="0"/>
-                      <a:ext cx="3600000" cy="870967"/>
+                      <a:ext cx="3599997" cy="870967"/>
                     </a:xfrm>
                     <a:prstGeom prst="rect">
                       <a:avLst/>
@@ -5199,6 +6119,46 @@
         </w:rPr>
         <w:t xml:space="preserve"> for success. What went wrong? (Carbene chemistry is not always what is wanted: how do you avoid it?)</w:t>
       </w:r>
+    </w:p>
+    <w:p>
+      <w:pPr>
+        <w:spacing w:before="0" w:after="0"/>
+      </w:pPr>
+    </w:p>
+    <w:p>
+      <w:pPr>
+        <w:spacing w:before="0" w:after="0"/>
+      </w:pPr>
+    </w:p>
+    <w:p>
+      <w:pPr>
+        <w:spacing w:before="0" w:after="0"/>
+      </w:pPr>
+    </w:p>
+    <w:p>
+      <w:pPr>
+        <w:spacing w:before="0" w:after="0"/>
+      </w:pPr>
+    </w:p>
+    <w:p>
+      <w:pPr>
+        <w:spacing w:before="0" w:after="0"/>
+      </w:pPr>
+    </w:p>
+    <w:p>
+      <w:pPr>
+        <w:spacing w:before="0" w:after="0"/>
+      </w:pPr>
+    </w:p>
+    <w:p>
+      <w:pPr>
+        <w:spacing w:before="0" w:after="0"/>
+      </w:pPr>
+    </w:p>
+    <w:p>
+      <w:pPr>
+        <w:spacing w:before="0" w:after="0"/>
+      </w:pPr>
     </w:p>
     <w:p>
       <w:pPr>
@@ -5469,6 +6429,46 @@
         </w:rPr>
         <w:t xml:space="preserve"> Hammett ρ value for the acid hydrolysis of a carbodiimide is -0.8. What mechanism accounts for this small ρ value?</w:t>
       </w:r>
+    </w:p>
+    <w:p>
+      <w:pPr>
+        <w:spacing w:before="0" w:after="0"/>
+      </w:pPr>
+    </w:p>
+    <w:p>
+      <w:pPr>
+        <w:spacing w:before="0" w:after="0"/>
+      </w:pPr>
+    </w:p>
+    <w:p>
+      <w:pPr>
+        <w:spacing w:before="0" w:after="0"/>
+      </w:pPr>
+    </w:p>
+    <w:p>
+      <w:pPr>
+        <w:spacing w:before="0" w:after="0"/>
+      </w:pPr>
+    </w:p>
+    <w:p>
+      <w:pPr>
+        <w:spacing w:before="0" w:after="0"/>
+      </w:pPr>
+    </w:p>
+    <w:p>
+      <w:pPr>
+        <w:spacing w:before="0" w:after="0"/>
+      </w:pPr>
+    </w:p>
+    <w:p>
+      <w:pPr>
+        <w:spacing w:before="0" w:after="0"/>
+      </w:pPr>
+    </w:p>
+    <w:p>
+      <w:pPr>
+        <w:spacing w:before="0" w:after="0"/>
+      </w:pPr>
     </w:p>
     <w:p>
       <w:pPr>
@@ -5842,7 +6842,7 @@
         </w:rPr>
         <w:drawing>
           <wp:inline>
-            <wp:extent cx="3600000" cy="1383919"/>
+            <wp:extent cx="3600000" cy="1374046"/>
             <wp:effectExtent b="0" l="0" r="0" t="0"/>
             <wp:docPr descr="" title="" id="96" name="Picture"/>
             <a:graphic>
@@ -5863,7 +6863,7 @@
                   <pic:spPr bwMode="auto">
                     <a:xfrm>
                       <a:off x="0" y="0"/>
-                      <a:ext cx="3600000" cy="1383919"/>
+                      <a:ext cx="3600000" cy="1374046"/>
                     </a:xfrm>
                     <a:prstGeom prst="rect">
                       <a:avLst/>
@@ -5906,6 +6906,46 @@
         </w:rPr>
         <w:t xml:space="preserve"> the Hammett relationship to pyridinium ion acidities. Calculate ρ and explain its magnitude. Why are 2-substituted pyridines excluded?</w:t>
       </w:r>
+    </w:p>
+    <w:p>
+      <w:pPr>
+        <w:spacing w:before="0" w:after="0"/>
+      </w:pPr>
+    </w:p>
+    <w:p>
+      <w:pPr>
+        <w:spacing w:before="0" w:after="0"/>
+      </w:pPr>
+    </w:p>
+    <w:p>
+      <w:pPr>
+        <w:spacing w:before="0" w:after="0"/>
+      </w:pPr>
+    </w:p>
+    <w:p>
+      <w:pPr>
+        <w:spacing w:before="0" w:after="0"/>
+      </w:pPr>
+    </w:p>
+    <w:p>
+      <w:pPr>
+        <w:spacing w:before="0" w:after="0"/>
+      </w:pPr>
+    </w:p>
+    <w:p>
+      <w:pPr>
+        <w:spacing w:before="0" w:after="0"/>
+      </w:pPr>
+    </w:p>
+    <w:p>
+      <w:pPr>
+        <w:spacing w:before="0" w:after="0"/>
+      </w:pPr>
+    </w:p>
+    <w:p>
+      <w:pPr>
+        <w:spacing w:before="0" w:after="0"/>
+      </w:pPr>
     </w:p>
     <w:p>
       <w:pPr>
@@ -6393,6 +7433,46 @@
         </w:rPr>
         <w:t>的区别</w:t>
       </w:r>
+    </w:p>
+    <w:p>
+      <w:pPr>
+        <w:spacing w:before="0" w:after="0"/>
+      </w:pPr>
+    </w:p>
+    <w:p>
+      <w:pPr>
+        <w:spacing w:before="0" w:after="0"/>
+      </w:pPr>
+    </w:p>
+    <w:p>
+      <w:pPr>
+        <w:spacing w:before="0" w:after="0"/>
+      </w:pPr>
+    </w:p>
+    <w:p>
+      <w:pPr>
+        <w:spacing w:before="0" w:after="0"/>
+      </w:pPr>
+    </w:p>
+    <w:p>
+      <w:pPr>
+        <w:spacing w:before="0" w:after="0"/>
+      </w:pPr>
+    </w:p>
+    <w:p>
+      <w:pPr>
+        <w:spacing w:before="0" w:after="0"/>
+      </w:pPr>
+    </w:p>
+    <w:p>
+      <w:pPr>
+        <w:spacing w:before="0" w:after="0"/>
+      </w:pPr>
+    </w:p>
+    <w:p>
+      <w:pPr>
+        <w:spacing w:before="0" w:after="0"/>
+      </w:pPr>
     </w:p>
     <w:p>
       <w:pPr>
@@ -6984,6 +8064,46 @@
     </w:p>
     <w:p>
       <w:pPr>
+        <w:spacing w:before="0" w:after="0"/>
+      </w:pPr>
+    </w:p>
+    <w:p>
+      <w:pPr>
+        <w:spacing w:before="0" w:after="0"/>
+      </w:pPr>
+    </w:p>
+    <w:p>
+      <w:pPr>
+        <w:spacing w:before="0" w:after="0"/>
+      </w:pPr>
+    </w:p>
+    <w:p>
+      <w:pPr>
+        <w:spacing w:before="0" w:after="0"/>
+      </w:pPr>
+    </w:p>
+    <w:p>
+      <w:pPr>
+        <w:spacing w:before="0" w:after="0"/>
+      </w:pPr>
+    </w:p>
+    <w:p>
+      <w:pPr>
+        <w:spacing w:before="0" w:after="0"/>
+      </w:pPr>
+    </w:p>
+    <w:p>
+      <w:pPr>
+        <w:spacing w:before="0" w:after="0"/>
+      </w:pPr>
+    </w:p>
+    <w:p>
+      <w:pPr>
+        <w:spacing w:before="0" w:after="0"/>
+      </w:pPr>
+    </w:p>
+    <w:p>
+      <w:pPr>
         <w:spacing w:before="160" w:after="80"/>
       </w:pPr>
       <w:r>
@@ -7385,6 +8505,46 @@
     </w:p>
     <w:p>
       <w:pPr>
+        <w:spacing w:before="0" w:after="0"/>
+      </w:pPr>
+    </w:p>
+    <w:p>
+      <w:pPr>
+        <w:spacing w:before="0" w:after="0"/>
+      </w:pPr>
+    </w:p>
+    <w:p>
+      <w:pPr>
+        <w:spacing w:before="0" w:after="0"/>
+      </w:pPr>
+    </w:p>
+    <w:p>
+      <w:pPr>
+        <w:spacing w:before="0" w:after="0"/>
+      </w:pPr>
+    </w:p>
+    <w:p>
+      <w:pPr>
+        <w:spacing w:before="0" w:after="0"/>
+      </w:pPr>
+    </w:p>
+    <w:p>
+      <w:pPr>
+        <w:spacing w:before="0" w:after="0"/>
+      </w:pPr>
+    </w:p>
+    <w:p>
+      <w:pPr>
+        <w:spacing w:before="0" w:after="0"/>
+      </w:pPr>
+    </w:p>
+    <w:p>
+      <w:pPr>
+        <w:spacing w:before="0" w:after="0"/>
+      </w:pPr>
+    </w:p>
+    <w:p>
+      <w:pPr>
         <w:spacing w:before="160" w:after="80"/>
       </w:pPr>
       <w:r>
@@ -7622,6 +8782,31 @@
         </w:rPr>
         <w:t xml:space="preserve">说明国初与国决有机考试对合理反应机理的不同要求</w:t>
       </w:r>
+    </w:p>
+    <w:p>
+      <w:pPr>
+        <w:spacing w:before="0" w:after="0"/>
+      </w:pPr>
+    </w:p>
+    <w:p>
+      <w:pPr>
+        <w:spacing w:before="0" w:after="0"/>
+      </w:pPr>
+    </w:p>
+    <w:p>
+      <w:pPr>
+        <w:spacing w:before="0" w:after="0"/>
+      </w:pPr>
+    </w:p>
+    <w:p>
+      <w:pPr>
+        <w:spacing w:before="0" w:after="0"/>
+      </w:pPr>
+    </w:p>
+    <w:p>
+      <w:pPr>
+        <w:spacing w:before="0" w:after="0"/>
+      </w:pPr>
     </w:p>
     <w:p>
       <w:pPr>
@@ -8307,6 +9492,31 @@
     </w:p>
     <w:p>
       <w:pPr>
+        <w:spacing w:before="0" w:after="0"/>
+      </w:pPr>
+    </w:p>
+    <w:p>
+      <w:pPr>
+        <w:spacing w:before="0" w:after="0"/>
+      </w:pPr>
+    </w:p>
+    <w:p>
+      <w:pPr>
+        <w:spacing w:before="0" w:after="0"/>
+      </w:pPr>
+    </w:p>
+    <w:p>
+      <w:pPr>
+        <w:spacing w:before="0" w:after="0"/>
+      </w:pPr>
+    </w:p>
+    <w:p>
+      <w:pPr>
+        <w:spacing w:before="0" w:after="0"/>
+      </w:pPr>
+    </w:p>
+    <w:p>
+      <w:pPr>
         <w:spacing w:before="160" w:after="80"/>
       </w:pPr>
       <w:r>
@@ -8542,6 +9752,31 @@
     </w:p>
     <w:p>
       <w:pPr>
+        <w:spacing w:before="0" w:after="0"/>
+      </w:pPr>
+    </w:p>
+    <w:p>
+      <w:pPr>
+        <w:spacing w:before="0" w:after="0"/>
+      </w:pPr>
+    </w:p>
+    <w:p>
+      <w:pPr>
+        <w:spacing w:before="0" w:after="0"/>
+      </w:pPr>
+    </w:p>
+    <w:p>
+      <w:pPr>
+        <w:spacing w:before="0" w:after="0"/>
+      </w:pPr>
+    </w:p>
+    <w:p>
+      <w:pPr>
+        <w:spacing w:before="0" w:after="0"/>
+      </w:pPr>
+    </w:p>
+    <w:p>
+      <w:pPr>
         <w:spacing w:before="160" w:after="80"/>
       </w:pPr>
       <w:r>
@@ -8913,6 +10148,46 @@
     </w:p>
     <w:p>
       <w:pPr>
+        <w:spacing w:before="0" w:after="0"/>
+      </w:pPr>
+    </w:p>
+    <w:p>
+      <w:pPr>
+        <w:spacing w:before="0" w:after="0"/>
+      </w:pPr>
+    </w:p>
+    <w:p>
+      <w:pPr>
+        <w:spacing w:before="0" w:after="0"/>
+      </w:pPr>
+    </w:p>
+    <w:p>
+      <w:pPr>
+        <w:spacing w:before="0" w:after="0"/>
+      </w:pPr>
+    </w:p>
+    <w:p>
+      <w:pPr>
+        <w:spacing w:before="0" w:after="0"/>
+      </w:pPr>
+    </w:p>
+    <w:p>
+      <w:pPr>
+        <w:spacing w:before="0" w:after="0"/>
+      </w:pPr>
+    </w:p>
+    <w:p>
+      <w:pPr>
+        <w:spacing w:before="0" w:after="0"/>
+      </w:pPr>
+    </w:p>
+    <w:p>
+      <w:pPr>
+        <w:spacing w:before="0" w:after="0"/>
+      </w:pPr>
+    </w:p>
+    <w:p>
+      <w:pPr>
         <w:spacing w:before="160" w:after="80"/>
       </w:pPr>
       <w:r>
@@ -8983,6 +10258,21 @@
     </w:p>
     <w:p>
       <w:pPr>
+        <w:spacing w:before="0" w:after="0"/>
+      </w:pPr>
+    </w:p>
+    <w:p>
+      <w:pPr>
+        <w:spacing w:before="0" w:after="0"/>
+      </w:pPr>
+    </w:p>
+    <w:p>
+      <w:pPr>
+        <w:spacing w:before="0" w:after="0"/>
+      </w:pPr>
+    </w:p>
+    <w:p>
+      <w:pPr>
         <w:spacing w:before="160" w:after="80"/>
       </w:pPr>
       <w:r>
@@ -9090,6 +10380,31 @@
     </w:p>
     <w:p>
       <w:pPr>
+        <w:spacing w:before="0" w:after="0"/>
+      </w:pPr>
+    </w:p>
+    <w:p>
+      <w:pPr>
+        <w:spacing w:before="0" w:after="0"/>
+      </w:pPr>
+    </w:p>
+    <w:p>
+      <w:pPr>
+        <w:spacing w:before="0" w:after="0"/>
+      </w:pPr>
+    </w:p>
+    <w:p>
+      <w:pPr>
+        <w:spacing w:before="0" w:after="0"/>
+      </w:pPr>
+    </w:p>
+    <w:p>
+      <w:pPr>
+        <w:spacing w:before="0" w:after="0"/>
+      </w:pPr>
+    </w:p>
+    <w:p>
+      <w:pPr>
         <w:spacing w:before="160" w:after="80"/>
       </w:pPr>
       <w:r>
@@ -9161,6 +10476,21 @@
     </w:p>
     <w:p>
       <w:pPr>
+        <w:spacing w:before="0" w:after="0"/>
+      </w:pPr>
+    </w:p>
+    <w:p>
+      <w:pPr>
+        <w:spacing w:before="0" w:after="0"/>
+      </w:pPr>
+    </w:p>
+    <w:p>
+      <w:pPr>
+        <w:spacing w:before="0" w:after="0"/>
+      </w:pPr>
+    </w:p>
+    <w:p>
+      <w:pPr>
         <w:spacing w:before="160" w:after="80"/>
       </w:pPr>
       <w:r>
@@ -9313,7 +10643,7 @@
         </w:rPr>
         <w:drawing>
           <wp:inline>
-            <wp:extent cx="3600000" cy="1078527"/>
+            <wp:extent cx="3600000" cy="990000"/>
             <wp:effectExtent b="0" l="0" r="0" t="0"/>
             <wp:docPr descr="" title="" id="114" name="Picture"/>
             <a:graphic>
@@ -9334,7 +10664,7 @@
                   <pic:spPr bwMode="auto">
                     <a:xfrm>
                       <a:off x="0" y="0"/>
-                      <a:ext cx="3600000" cy="1078527"/>
+                      <a:ext cx="3600000" cy="990000"/>
                     </a:xfrm>
                     <a:prstGeom prst="rect">
                       <a:avLst/>
@@ -9355,6 +10685,46 @@
     </w:p>
     <w:p>
       <w:pPr>
+        <w:spacing w:before="0" w:after="0"/>
+      </w:pPr>
+    </w:p>
+    <w:p>
+      <w:pPr>
+        <w:spacing w:before="0" w:after="0"/>
+      </w:pPr>
+    </w:p>
+    <w:p>
+      <w:pPr>
+        <w:spacing w:before="0" w:after="0"/>
+      </w:pPr>
+    </w:p>
+    <w:p>
+      <w:pPr>
+        <w:spacing w:before="0" w:after="0"/>
+      </w:pPr>
+    </w:p>
+    <w:p>
+      <w:pPr>
+        <w:spacing w:before="0" w:after="0"/>
+      </w:pPr>
+    </w:p>
+    <w:p>
+      <w:pPr>
+        <w:spacing w:before="0" w:after="0"/>
+      </w:pPr>
+    </w:p>
+    <w:p>
+      <w:pPr>
+        <w:spacing w:before="0" w:after="0"/>
+      </w:pPr>
+    </w:p>
+    <w:p>
+      <w:pPr>
+        <w:spacing w:before="0" w:after="0"/>
+      </w:pPr>
+    </w:p>
+    <w:p>
+      <w:pPr>
         <w:spacing w:before="160" w:after="80"/>
       </w:pPr>
       <w:r>
@@ -9507,7 +10877,7 @@
         </w:rPr>
         <w:drawing>
           <wp:inline>
-            <wp:extent cx="3600000" cy="697447"/>
+            <wp:extent cx="3600000" cy="630626"/>
             <wp:effectExtent b="0" l="0" r="0" t="0"/>
             <wp:docPr descr="" title="" id="118" name="Picture"/>
             <a:graphic>
@@ -9528,7 +10898,7 @@
                   <pic:spPr bwMode="auto">
                     <a:xfrm>
                       <a:off x="0" y="0"/>
-                      <a:ext cx="3600000" cy="697447"/>
+                      <a:ext cx="3600000" cy="630626"/>
                     </a:xfrm>
                     <a:prstGeom prst="rect">
                       <a:avLst/>
@@ -9549,6 +10919,31 @@
     </w:p>
     <w:p>
       <w:pPr>
+        <w:spacing w:before="0" w:after="0"/>
+      </w:pPr>
+    </w:p>
+    <w:p>
+      <w:pPr>
+        <w:spacing w:before="0" w:after="0"/>
+      </w:pPr>
+    </w:p>
+    <w:p>
+      <w:pPr>
+        <w:spacing w:before="0" w:after="0"/>
+      </w:pPr>
+    </w:p>
+    <w:p>
+      <w:pPr>
+        <w:spacing w:before="0" w:after="0"/>
+      </w:pPr>
+    </w:p>
+    <w:p>
+      <w:pPr>
+        <w:spacing w:before="0" w:after="0"/>
+      </w:pPr>
+    </w:p>
+    <w:p>
+      <w:pPr>
         <w:spacing w:before="160" w:after="80"/>
       </w:pPr>
       <w:r>
@@ -9725,7 +11120,7 @@
         </w:rPr>
         <w:drawing>
           <wp:inline>
-            <wp:extent cx="3600000" cy="753488"/>
+            <wp:extent cx="3599998" cy="753488"/>
             <wp:effectExtent b="0" l="0" r="0" t="0"/>
             <wp:docPr descr="" title="" id="122" name="Picture"/>
             <a:graphic>
@@ -9746,7 +11141,7 @@
                   <pic:spPr bwMode="auto">
                     <a:xfrm>
                       <a:off x="0" y="0"/>
-                      <a:ext cx="3600000" cy="753488"/>
+                      <a:ext cx="3599998" cy="753488"/>
                     </a:xfrm>
                     <a:prstGeom prst="rect">
                       <a:avLst/>
@@ -9767,6 +11162,46 @@
     </w:p>
     <w:p>
       <w:pPr>
+        <w:spacing w:before="0" w:after="0"/>
+      </w:pPr>
+    </w:p>
+    <w:p>
+      <w:pPr>
+        <w:spacing w:before="0" w:after="0"/>
+      </w:pPr>
+    </w:p>
+    <w:p>
+      <w:pPr>
+        <w:spacing w:before="0" w:after="0"/>
+      </w:pPr>
+    </w:p>
+    <w:p>
+      <w:pPr>
+        <w:spacing w:before="0" w:after="0"/>
+      </w:pPr>
+    </w:p>
+    <w:p>
+      <w:pPr>
+        <w:spacing w:before="0" w:after="0"/>
+      </w:pPr>
+    </w:p>
+    <w:p>
+      <w:pPr>
+        <w:spacing w:before="0" w:after="0"/>
+      </w:pPr>
+    </w:p>
+    <w:p>
+      <w:pPr>
+        <w:spacing w:before="0" w:after="0"/>
+      </w:pPr>
+    </w:p>
+    <w:p>
+      <w:pPr>
+        <w:spacing w:before="0" w:after="0"/>
+      </w:pPr>
+    </w:p>
+    <w:p>
+      <w:pPr>
         <w:spacing w:before="160" w:after="80"/>
       </w:pPr>
       <w:r>
@@ -9987,7 +11422,7 @@
         </w:rPr>
         <w:drawing>
           <wp:inline>
-            <wp:extent cx="3600000" cy="564795"/>
+            <wp:extent cx="3599994" cy="564795"/>
             <wp:effectExtent b="0" l="0" r="0" t="0"/>
             <wp:docPr descr="" title="" id="126" name="Picture"/>
             <a:graphic>
@@ -10008,7 +11443,7 @@
                   <pic:spPr bwMode="auto">
                     <a:xfrm>
                       <a:off x="0" y="0"/>
-                      <a:ext cx="3600000" cy="564795"/>
+                      <a:ext cx="3599994" cy="564795"/>
                     </a:xfrm>
                     <a:prstGeom prst="rect">
                       <a:avLst/>
@@ -10029,6 +11464,46 @@
     </w:p>
     <w:p>
       <w:pPr>
+        <w:spacing w:before="0" w:after="0"/>
+      </w:pPr>
+    </w:p>
+    <w:p>
+      <w:pPr>
+        <w:spacing w:before="0" w:after="0"/>
+      </w:pPr>
+    </w:p>
+    <w:p>
+      <w:pPr>
+        <w:spacing w:before="0" w:after="0"/>
+      </w:pPr>
+    </w:p>
+    <w:p>
+      <w:pPr>
+        <w:spacing w:before="0" w:after="0"/>
+      </w:pPr>
+    </w:p>
+    <w:p>
+      <w:pPr>
+        <w:spacing w:before="0" w:after="0"/>
+      </w:pPr>
+    </w:p>
+    <w:p>
+      <w:pPr>
+        <w:spacing w:before="0" w:after="0"/>
+      </w:pPr>
+    </w:p>
+    <w:p>
+      <w:pPr>
+        <w:spacing w:before="0" w:after="0"/>
+      </w:pPr>
+    </w:p>
+    <w:p>
+      <w:pPr>
+        <w:spacing w:before="0" w:after="0"/>
+      </w:pPr>
+    </w:p>
+    <w:p>
+      <w:pPr>
         <w:spacing w:before="160" w:after="80"/>
       </w:pPr>
       <w:r>
@@ -10457,7 +11932,7 @@
         </w:rPr>
         <w:drawing>
           <wp:inline>
-            <wp:extent cx="3600000" cy="549244"/>
+            <wp:extent cx="3583681" cy="549244"/>
             <wp:effectExtent b="0" l="0" r="0" t="0"/>
             <wp:docPr descr="" title="" id="130" name="Picture"/>
             <a:graphic>
@@ -10478,7 +11953,7 @@
                   <pic:spPr bwMode="auto">
                     <a:xfrm>
                       <a:off x="0" y="0"/>
-                      <a:ext cx="3600000" cy="549244"/>
+                      <a:ext cx="3583681" cy="549244"/>
                     </a:xfrm>
                     <a:prstGeom prst="rect">
                       <a:avLst/>
@@ -10499,6 +11974,46 @@
     </w:p>
     <w:p>
       <w:pPr>
+        <w:spacing w:before="0" w:after="0"/>
+      </w:pPr>
+    </w:p>
+    <w:p>
+      <w:pPr>
+        <w:spacing w:before="0" w:after="0"/>
+      </w:pPr>
+    </w:p>
+    <w:p>
+      <w:pPr>
+        <w:spacing w:before="0" w:after="0"/>
+      </w:pPr>
+    </w:p>
+    <w:p>
+      <w:pPr>
+        <w:spacing w:before="0" w:after="0"/>
+      </w:pPr>
+    </w:p>
+    <w:p>
+      <w:pPr>
+        <w:spacing w:before="0" w:after="0"/>
+      </w:pPr>
+    </w:p>
+    <w:p>
+      <w:pPr>
+        <w:spacing w:before="0" w:after="0"/>
+      </w:pPr>
+    </w:p>
+    <w:p>
+      <w:pPr>
+        <w:spacing w:before="0" w:after="0"/>
+      </w:pPr>
+    </w:p>
+    <w:p>
+      <w:pPr>
+        <w:spacing w:before="0" w:after="0"/>
+      </w:pPr>
+    </w:p>
+    <w:p>
+      <w:pPr>
         <w:spacing w:before="160" w:after="80"/>
       </w:pPr>
       <w:r>
@@ -10729,7 +12244,7 @@
         </w:rPr>
         <w:drawing>
           <wp:inline>
-            <wp:extent cx="3600000" cy="848338"/>
+            <wp:extent cx="3600000" cy="844175"/>
             <wp:effectExtent b="0" l="0" r="0" t="0"/>
             <wp:docPr descr="" title="" id="134" name="Picture"/>
             <a:graphic>
@@ -10750,7 +12265,7 @@
                   <pic:spPr bwMode="auto">
                     <a:xfrm>
                       <a:off x="0" y="0"/>
-                      <a:ext cx="3600000" cy="848338"/>
+                      <a:ext cx="3600000" cy="844175"/>
                     </a:xfrm>
                     <a:prstGeom prst="rect">
                       <a:avLst/>
@@ -10771,6 +12286,46 @@
     </w:p>
     <w:p>
       <w:pPr>
+        <w:spacing w:before="0" w:after="0"/>
+      </w:pPr>
+    </w:p>
+    <w:p>
+      <w:pPr>
+        <w:spacing w:before="0" w:after="0"/>
+      </w:pPr>
+    </w:p>
+    <w:p>
+      <w:pPr>
+        <w:spacing w:before="0" w:after="0"/>
+      </w:pPr>
+    </w:p>
+    <w:p>
+      <w:pPr>
+        <w:spacing w:before="0" w:after="0"/>
+      </w:pPr>
+    </w:p>
+    <w:p>
+      <w:pPr>
+        <w:spacing w:before="0" w:after="0"/>
+      </w:pPr>
+    </w:p>
+    <w:p>
+      <w:pPr>
+        <w:spacing w:before="0" w:after="0"/>
+      </w:pPr>
+    </w:p>
+    <w:p>
+      <w:pPr>
+        <w:spacing w:before="0" w:after="0"/>
+      </w:pPr>
+    </w:p>
+    <w:p>
+      <w:pPr>
+        <w:spacing w:before="0" w:after="0"/>
+      </w:pPr>
+    </w:p>
+    <w:p>
+      <w:pPr>
         <w:spacing w:before="160" w:after="80"/>
       </w:pPr>
       <w:r>
@@ -10924,7 +12479,7 @@
         </w:rPr>
         <w:drawing>
           <wp:inline>
-            <wp:extent cx="3600000" cy="855117"/>
+            <wp:extent cx="3600000" cy="849012"/>
             <wp:effectExtent b="0" l="0" r="0" t="0"/>
             <wp:docPr descr="" title="" id="138" name="Picture"/>
             <a:graphic>
@@ -10945,7 +12500,7 @@
                   <pic:spPr bwMode="auto">
                     <a:xfrm>
                       <a:off x="0" y="0"/>
-                      <a:ext cx="3600000" cy="855117"/>
+                      <a:ext cx="3600000" cy="849012"/>
                     </a:xfrm>
                     <a:prstGeom prst="rect">
                       <a:avLst/>
@@ -10966,6 +12521,31 @@
     </w:p>
     <w:p>
       <w:pPr>
+        <w:spacing w:before="0" w:after="0"/>
+      </w:pPr>
+    </w:p>
+    <w:p>
+      <w:pPr>
+        <w:spacing w:before="0" w:after="0"/>
+      </w:pPr>
+    </w:p>
+    <w:p>
+      <w:pPr>
+        <w:spacing w:before="0" w:after="0"/>
+      </w:pPr>
+    </w:p>
+    <w:p>
+      <w:pPr>
+        <w:spacing w:before="0" w:after="0"/>
+      </w:pPr>
+    </w:p>
+    <w:p>
+      <w:pPr>
+        <w:spacing w:before="0" w:after="0"/>
+      </w:pPr>
+    </w:p>
+    <w:p>
+      <w:pPr>
         <w:spacing w:before="160" w:after="80"/>
       </w:pPr>
       <w:r>
@@ -11130,7 +12710,7 @@
         </w:rPr>
         <w:drawing>
           <wp:inline>
-            <wp:extent cx="3600000" cy="668957"/>
+            <wp:extent cx="3600000" cy="668683"/>
             <wp:effectExtent b="0" l="0" r="0" t="0"/>
             <wp:docPr descr="" title="" id="142" name="Picture"/>
             <a:graphic>
@@ -11151,7 +12731,7 @@
                   <pic:spPr bwMode="auto">
                     <a:xfrm>
                       <a:off x="0" y="0"/>
-                      <a:ext cx="3600000" cy="668957"/>
+                      <a:ext cx="3600000" cy="668683"/>
                     </a:xfrm>
                     <a:prstGeom prst="rect">
                       <a:avLst/>
@@ -11172,6 +12752,46 @@
     </w:p>
     <w:p>
       <w:pPr>
+        <w:spacing w:before="0" w:after="0"/>
+      </w:pPr>
+    </w:p>
+    <w:p>
+      <w:pPr>
+        <w:spacing w:before="0" w:after="0"/>
+      </w:pPr>
+    </w:p>
+    <w:p>
+      <w:pPr>
+        <w:spacing w:before="0" w:after="0"/>
+      </w:pPr>
+    </w:p>
+    <w:p>
+      <w:pPr>
+        <w:spacing w:before="0" w:after="0"/>
+      </w:pPr>
+    </w:p>
+    <w:p>
+      <w:pPr>
+        <w:spacing w:before="0" w:after="0"/>
+      </w:pPr>
+    </w:p>
+    <w:p>
+      <w:pPr>
+        <w:spacing w:before="0" w:after="0"/>
+      </w:pPr>
+    </w:p>
+    <w:p>
+      <w:pPr>
+        <w:spacing w:before="0" w:after="0"/>
+      </w:pPr>
+    </w:p>
+    <w:p>
+      <w:pPr>
+        <w:spacing w:before="0" w:after="0"/>
+      </w:pPr>
+    </w:p>
+    <w:p>
+      <w:pPr>
         <w:spacing w:before="160" w:after="80"/>
       </w:pPr>
       <w:r>
@@ -11348,7 +12968,7 @@
         </w:rPr>
         <w:drawing>
           <wp:inline>
-            <wp:extent cx="3600000" cy="597043"/>
+            <wp:extent cx="3599992" cy="597043"/>
             <wp:effectExtent b="0" l="0" r="0" t="0"/>
             <wp:docPr descr="" title="" id="146" name="Picture"/>
             <a:graphic>
@@ -11369,7 +12989,7 @@
                   <pic:spPr bwMode="auto">
                     <a:xfrm>
                       <a:off x="0" y="0"/>
-                      <a:ext cx="3600000" cy="597043"/>
+                      <a:ext cx="3599992" cy="597043"/>
                     </a:xfrm>
                     <a:prstGeom prst="rect">
                       <a:avLst/>
@@ -11390,6 +13010,46 @@
     </w:p>
     <w:p>
       <w:pPr>
+        <w:spacing w:before="0" w:after="0"/>
+      </w:pPr>
+    </w:p>
+    <w:p>
+      <w:pPr>
+        <w:spacing w:before="0" w:after="0"/>
+      </w:pPr>
+    </w:p>
+    <w:p>
+      <w:pPr>
+        <w:spacing w:before="0" w:after="0"/>
+      </w:pPr>
+    </w:p>
+    <w:p>
+      <w:pPr>
+        <w:spacing w:before="0" w:after="0"/>
+      </w:pPr>
+    </w:p>
+    <w:p>
+      <w:pPr>
+        <w:spacing w:before="0" w:after="0"/>
+      </w:pPr>
+    </w:p>
+    <w:p>
+      <w:pPr>
+        <w:spacing w:before="0" w:after="0"/>
+      </w:pPr>
+    </w:p>
+    <w:p>
+      <w:pPr>
+        <w:spacing w:before="0" w:after="0"/>
+      </w:pPr>
+    </w:p>
+    <w:p>
+      <w:pPr>
+        <w:spacing w:before="0" w:after="0"/>
+      </w:pPr>
+    </w:p>
+    <w:p>
+      <w:pPr>
         <w:spacing w:before="160" w:after="80"/>
       </w:pPr>
       <w:r>
@@ -11721,6 +13381,46 @@
         </w:rPr>
         <w:t>。</w:t>
       </w:r>
+    </w:p>
+    <w:p>
+      <w:pPr>
+        <w:spacing w:before="0" w:after="0"/>
+      </w:pPr>
+    </w:p>
+    <w:p>
+      <w:pPr>
+        <w:spacing w:before="0" w:after="0"/>
+      </w:pPr>
+    </w:p>
+    <w:p>
+      <w:pPr>
+        <w:spacing w:before="0" w:after="0"/>
+      </w:pPr>
+    </w:p>
+    <w:p>
+      <w:pPr>
+        <w:spacing w:before="0" w:after="0"/>
+      </w:pPr>
+    </w:p>
+    <w:p>
+      <w:pPr>
+        <w:spacing w:before="0" w:after="0"/>
+      </w:pPr>
+    </w:p>
+    <w:p>
+      <w:pPr>
+        <w:spacing w:before="0" w:after="0"/>
+      </w:pPr>
+    </w:p>
+    <w:p>
+      <w:pPr>
+        <w:spacing w:before="0" w:after="0"/>
+      </w:pPr>
+    </w:p>
+    <w:p>
+      <w:pPr>
+        <w:spacing w:before="0" w:after="0"/>
+      </w:pPr>
     </w:p>
     <w:p>
       <w:pPr>
@@ -12053,6 +13753,31 @@
         </w:rPr>
         <w:t xml:space="preserve">_</w:t>
       </w:r>
+    </w:p>
+    <w:p>
+      <w:pPr>
+        <w:spacing w:before="0" w:after="0"/>
+      </w:pPr>
+    </w:p>
+    <w:p>
+      <w:pPr>
+        <w:spacing w:before="0" w:after="0"/>
+      </w:pPr>
+    </w:p>
+    <w:p>
+      <w:pPr>
+        <w:spacing w:before="0" w:after="0"/>
+      </w:pPr>
+    </w:p>
+    <w:p>
+      <w:pPr>
+        <w:spacing w:before="0" w:after="0"/>
+      </w:pPr>
+    </w:p>
+    <w:p>
+      <w:pPr>
+        <w:spacing w:before="0" w:after="0"/>
+      </w:pPr>
     </w:p>
     <w:p>
       <w:pPr>
@@ -12961,6 +14686,46 @@
         </w:rPr>
         <w:t>。</w:t>
       </w:r>
+    </w:p>
+    <w:p>
+      <w:pPr>
+        <w:spacing w:before="0" w:after="0"/>
+      </w:pPr>
+    </w:p>
+    <w:p>
+      <w:pPr>
+        <w:spacing w:before="0" w:after="0"/>
+      </w:pPr>
+    </w:p>
+    <w:p>
+      <w:pPr>
+        <w:spacing w:before="0" w:after="0"/>
+      </w:pPr>
+    </w:p>
+    <w:p>
+      <w:pPr>
+        <w:spacing w:before="0" w:after="0"/>
+      </w:pPr>
+    </w:p>
+    <w:p>
+      <w:pPr>
+        <w:spacing w:before="0" w:after="0"/>
+      </w:pPr>
+    </w:p>
+    <w:p>
+      <w:pPr>
+        <w:spacing w:before="0" w:after="0"/>
+      </w:pPr>
+    </w:p>
+    <w:p>
+      <w:pPr>
+        <w:spacing w:before="0" w:after="0"/>
+      </w:pPr>
+    </w:p>
+    <w:p>
+      <w:pPr>
+        <w:spacing w:before="0" w:after="0"/>
+      </w:pPr>
     </w:p>
     <w:p>
       <w:pPr>
@@ -13452,6 +15217,31 @@
     </w:p>
     <w:p>
       <w:pPr>
+        <w:spacing w:before="0" w:after="0"/>
+      </w:pPr>
+    </w:p>
+    <w:p>
+      <w:pPr>
+        <w:spacing w:before="0" w:after="0"/>
+      </w:pPr>
+    </w:p>
+    <w:p>
+      <w:pPr>
+        <w:spacing w:before="0" w:after="0"/>
+      </w:pPr>
+    </w:p>
+    <w:p>
+      <w:pPr>
+        <w:spacing w:before="0" w:after="0"/>
+      </w:pPr>
+    </w:p>
+    <w:p>
+      <w:pPr>
+        <w:spacing w:before="0" w:after="0"/>
+      </w:pPr>
+    </w:p>
+    <w:p>
+      <w:pPr>
         <w:spacing w:before="160" w:after="80"/>
       </w:pPr>
       <w:r>
@@ -13770,6 +15560,31 @@
     </w:p>
     <w:p>
       <w:pPr>
+        <w:spacing w:before="0" w:after="0"/>
+      </w:pPr>
+    </w:p>
+    <w:p>
+      <w:pPr>
+        <w:spacing w:before="0" w:after="0"/>
+      </w:pPr>
+    </w:p>
+    <w:p>
+      <w:pPr>
+        <w:spacing w:before="0" w:after="0"/>
+      </w:pPr>
+    </w:p>
+    <w:p>
+      <w:pPr>
+        <w:spacing w:before="0" w:after="0"/>
+      </w:pPr>
+    </w:p>
+    <w:p>
+      <w:pPr>
+        <w:spacing w:before="0" w:after="0"/>
+      </w:pPr>
+    </w:p>
+    <w:p>
+      <w:pPr>
         <w:spacing w:before="160" w:after="80"/>
       </w:pPr>
       <w:r>
@@ -13989,7 +15804,7 @@
         </w:rPr>
         <w:drawing>
           <wp:inline>
-            <wp:extent cx="3600000" cy="670694"/>
+            <wp:extent cx="3600000" cy="663444"/>
             <wp:effectExtent b="0" l="0" r="0" t="0"/>
             <wp:docPr descr="" title="" id="158" name="Picture"/>
             <a:graphic>
@@ -14010,7 +15825,7 @@
                   <pic:spPr bwMode="auto">
                     <a:xfrm>
                       <a:off x="0" y="0"/>
-                      <a:ext cx="3600000" cy="670694"/>
+                      <a:ext cx="3600000" cy="663444"/>
                     </a:xfrm>
                     <a:prstGeom prst="rect">
                       <a:avLst/>
@@ -14241,7 +16056,7 @@
         </w:rPr>
         <w:drawing>
           <wp:inline>
-            <wp:extent cx="3600000" cy="1962814"/>
+            <wp:extent cx="3571231" cy="1962814"/>
             <wp:effectExtent b="0" l="0" r="0" t="0"/>
             <wp:docPr descr="" title="" id="161" name="Picture"/>
             <a:graphic>
@@ -14262,7 +16077,7 @@
                   <pic:spPr bwMode="auto">
                     <a:xfrm>
                       <a:off x="0" y="0"/>
-                      <a:ext cx="3600000" cy="1962814"/>
+                      <a:ext cx="3571231" cy="1962814"/>
                     </a:xfrm>
                     <a:prstGeom prst="rect">
                       <a:avLst/>
@@ -14297,6 +16112,46 @@
         </w:rPr>
         <w:t>。</w:t>
       </w:r>
+    </w:p>
+    <w:p>
+      <w:pPr>
+        <w:spacing w:before="0" w:after="0"/>
+      </w:pPr>
+    </w:p>
+    <w:p>
+      <w:pPr>
+        <w:spacing w:before="0" w:after="0"/>
+      </w:pPr>
+    </w:p>
+    <w:p>
+      <w:pPr>
+        <w:spacing w:before="0" w:after="0"/>
+      </w:pPr>
+    </w:p>
+    <w:p>
+      <w:pPr>
+        <w:spacing w:before="0" w:after="0"/>
+      </w:pPr>
+    </w:p>
+    <w:p>
+      <w:pPr>
+        <w:spacing w:before="0" w:after="0"/>
+      </w:pPr>
+    </w:p>
+    <w:p>
+      <w:pPr>
+        <w:spacing w:before="0" w:after="0"/>
+      </w:pPr>
+    </w:p>
+    <w:p>
+      <w:pPr>
+        <w:spacing w:before="0" w:after="0"/>
+      </w:pPr>
+    </w:p>
+    <w:p>
+      <w:pPr>
+        <w:spacing w:before="0" w:after="0"/>
+      </w:pPr>
     </w:p>
     <w:p>
       <w:pPr>
@@ -14852,6 +16707,46 @@
     </w:p>
     <w:p>
       <w:pPr>
+        <w:spacing w:before="0" w:after="0"/>
+      </w:pPr>
+    </w:p>
+    <w:p>
+      <w:pPr>
+        <w:spacing w:before="0" w:after="0"/>
+      </w:pPr>
+    </w:p>
+    <w:p>
+      <w:pPr>
+        <w:spacing w:before="0" w:after="0"/>
+      </w:pPr>
+    </w:p>
+    <w:p>
+      <w:pPr>
+        <w:spacing w:before="0" w:after="0"/>
+      </w:pPr>
+    </w:p>
+    <w:p>
+      <w:pPr>
+        <w:spacing w:before="0" w:after="0"/>
+      </w:pPr>
+    </w:p>
+    <w:p>
+      <w:pPr>
+        <w:spacing w:before="0" w:after="0"/>
+      </w:pPr>
+    </w:p>
+    <w:p>
+      <w:pPr>
+        <w:spacing w:before="0" w:after="0"/>
+      </w:pPr>
+    </w:p>
+    <w:p>
+      <w:pPr>
+        <w:spacing w:before="0" w:after="0"/>
+      </w:pPr>
+    </w:p>
+    <w:p>
+      <w:pPr>
         <w:spacing w:before="160" w:after="80"/>
       </w:pPr>
       <w:r>
@@ -14922,7 +16817,7 @@
         </w:rPr>
         <w:drawing>
           <wp:inline>
-            <wp:extent cx="3600000" cy="690731"/>
+            <wp:extent cx="3600000" cy="674267"/>
             <wp:effectExtent b="0" l="0" r="0" t="0"/>
             <wp:docPr descr="" title="" id="169" name="Picture"/>
             <a:graphic>
@@ -14943,7 +16838,7 @@
                   <pic:spPr bwMode="auto">
                     <a:xfrm>
                       <a:off x="0" y="0"/>
-                      <a:ext cx="3600000" cy="690731"/>
+                      <a:ext cx="3600000" cy="674267"/>
                     </a:xfrm>
                     <a:prstGeom prst="rect">
                       <a:avLst/>
@@ -15700,7 +17595,7 @@
         </w:rPr>
         <w:drawing>
           <wp:inline>
-            <wp:extent cx="3600000" cy="707005"/>
+            <wp:extent cx="3600000" cy="687898"/>
             <wp:effectExtent b="0" l="0" r="0" t="0"/>
             <wp:docPr descr="" title="" id="175" name="Picture"/>
             <a:graphic>
@@ -15721,7 +17616,7 @@
                   <pic:spPr bwMode="auto">
                     <a:xfrm>
                       <a:off x="0" y="0"/>
-                      <a:ext cx="3600000" cy="707005"/>
+                      <a:ext cx="3600000" cy="687898"/>
                     </a:xfrm>
                     <a:prstGeom prst="rect">
                       <a:avLst/>
@@ -15879,7 +17774,7 @@
         </w:rPr>
         <w:drawing>
           <wp:inline>
-            <wp:extent cx="3600000" cy="1079475"/>
+            <wp:extent cx="3594757" cy="1079475"/>
             <wp:effectExtent b="0" l="0" r="0" t="0"/>
             <wp:docPr descr="" title="" id="179" name="Picture"/>
             <a:graphic>
@@ -15900,7 +17795,7 @@
                   <pic:spPr bwMode="auto">
                     <a:xfrm>
                       <a:off x="0" y="0"/>
-                      <a:ext cx="3600000" cy="1079475"/>
+                      <a:ext cx="3594757" cy="1079475"/>
                     </a:xfrm>
                     <a:prstGeom prst="rect">
                       <a:avLst/>
@@ -15973,6 +17868,46 @@
     </w:p>
     <w:p>
       <w:pPr>
+        <w:spacing w:before="0" w:after="0"/>
+      </w:pPr>
+    </w:p>
+    <w:p>
+      <w:pPr>
+        <w:spacing w:before="0" w:after="0"/>
+      </w:pPr>
+    </w:p>
+    <w:p>
+      <w:pPr>
+        <w:spacing w:before="0" w:after="0"/>
+      </w:pPr>
+    </w:p>
+    <w:p>
+      <w:pPr>
+        <w:spacing w:before="0" w:after="0"/>
+      </w:pPr>
+    </w:p>
+    <w:p>
+      <w:pPr>
+        <w:spacing w:before="0" w:after="0"/>
+      </w:pPr>
+    </w:p>
+    <w:p>
+      <w:pPr>
+        <w:spacing w:before="0" w:after="0"/>
+      </w:pPr>
+    </w:p>
+    <w:p>
+      <w:pPr>
+        <w:spacing w:before="0" w:after="0"/>
+      </w:pPr>
+    </w:p>
+    <w:p>
+      <w:pPr>
+        <w:spacing w:before="0" w:after="0"/>
+      </w:pPr>
+    </w:p>
+    <w:p>
+      <w:pPr>
         <w:spacing w:before="160" w:after="80"/>
       </w:pPr>
       <w:r>
@@ -16532,6 +18467,46 @@
         </w:rPr>
         <w:t>。</w:t>
       </w:r>
+    </w:p>
+    <w:p>
+      <w:pPr>
+        <w:spacing w:before="0" w:after="0"/>
+      </w:pPr>
+    </w:p>
+    <w:p>
+      <w:pPr>
+        <w:spacing w:before="0" w:after="0"/>
+      </w:pPr>
+    </w:p>
+    <w:p>
+      <w:pPr>
+        <w:spacing w:before="0" w:after="0"/>
+      </w:pPr>
+    </w:p>
+    <w:p>
+      <w:pPr>
+        <w:spacing w:before="0" w:after="0"/>
+      </w:pPr>
+    </w:p>
+    <w:p>
+      <w:pPr>
+        <w:spacing w:before="0" w:after="0"/>
+      </w:pPr>
+    </w:p>
+    <w:p>
+      <w:pPr>
+        <w:spacing w:before="0" w:after="0"/>
+      </w:pPr>
+    </w:p>
+    <w:p>
+      <w:pPr>
+        <w:spacing w:before="0" w:after="0"/>
+      </w:pPr>
+    </w:p>
+    <w:p>
+      <w:pPr>
+        <w:spacing w:before="0" w:after="0"/>
+      </w:pPr>
     </w:p>
     <w:p>
       <w:pPr>
@@ -16768,6 +18743,31 @@
         </w:rPr>
         <w:t>。</w:t>
       </w:r>
+    </w:p>
+    <w:p>
+      <w:pPr>
+        <w:spacing w:before="0" w:after="0"/>
+      </w:pPr>
+    </w:p>
+    <w:p>
+      <w:pPr>
+        <w:spacing w:before="0" w:after="0"/>
+      </w:pPr>
+    </w:p>
+    <w:p>
+      <w:pPr>
+        <w:spacing w:before="0" w:after="0"/>
+      </w:pPr>
+    </w:p>
+    <w:p>
+      <w:pPr>
+        <w:spacing w:before="0" w:after="0"/>
+      </w:pPr>
+    </w:p>
+    <w:p>
+      <w:pPr>
+        <w:spacing w:before="0" w:after="0"/>
+      </w:pPr>
     </w:p>
     <w:p>
       <w:pPr>
@@ -17224,6 +19224,46 @@
     </w:p>
     <w:p>
       <w:pPr>
+        <w:spacing w:before="0" w:after="0"/>
+      </w:pPr>
+    </w:p>
+    <w:p>
+      <w:pPr>
+        <w:spacing w:before="0" w:after="0"/>
+      </w:pPr>
+    </w:p>
+    <w:p>
+      <w:pPr>
+        <w:spacing w:before="0" w:after="0"/>
+      </w:pPr>
+    </w:p>
+    <w:p>
+      <w:pPr>
+        <w:spacing w:before="0" w:after="0"/>
+      </w:pPr>
+    </w:p>
+    <w:p>
+      <w:pPr>
+        <w:spacing w:before="0" w:after="0"/>
+      </w:pPr>
+    </w:p>
+    <w:p>
+      <w:pPr>
+        <w:spacing w:before="0" w:after="0"/>
+      </w:pPr>
+    </w:p>
+    <w:p>
+      <w:pPr>
+        <w:spacing w:before="0" w:after="0"/>
+      </w:pPr>
+    </w:p>
+    <w:p>
+      <w:pPr>
+        <w:spacing w:before="0" w:after="0"/>
+      </w:pPr>
+    </w:p>
+    <w:p>
+      <w:pPr>
         <w:spacing w:before="160" w:after="80"/>
       </w:pPr>
       <w:r>
@@ -17432,7 +19472,7 @@
         </w:rPr>
         <w:drawing>
           <wp:inline>
-            <wp:extent cx="3600000" cy="456283"/>
+            <wp:extent cx="3599996" cy="456283"/>
             <wp:effectExtent b="0" l="0" r="0" t="0"/>
             <wp:docPr descr="" title="" id="190" name="Picture"/>
             <a:graphic>
@@ -17453,7 +19493,7 @@
                   <pic:spPr bwMode="auto">
                     <a:xfrm>
                       <a:off x="0" y="0"/>
-                      <a:ext cx="3600000" cy="456283"/>
+                      <a:ext cx="3599996" cy="456283"/>
                     </a:xfrm>
                     <a:prstGeom prst="rect">
                       <a:avLst/>
@@ -17484,7 +19524,7 @@
         </w:rPr>
         <w:drawing>
           <wp:inline>
-            <wp:extent cx="3600000" cy="390406"/>
+            <wp:extent cx="3599994" cy="390406"/>
             <wp:effectExtent b="0" l="0" r="0" t="0"/>
             <wp:docPr descr="" title="" id="193" name="Picture"/>
             <a:graphic>
@@ -17505,7 +19545,7 @@
                   <pic:spPr bwMode="auto">
                     <a:xfrm>
                       <a:off x="0" y="0"/>
-                      <a:ext cx="3600000" cy="390406"/>
+                      <a:ext cx="3599994" cy="390406"/>
                     </a:xfrm>
                     <a:prstGeom prst="rect">
                       <a:avLst/>
@@ -17526,6 +19566,46 @@
     </w:p>
     <w:p>
       <w:pPr>
+        <w:spacing w:before="0" w:after="0"/>
+      </w:pPr>
+    </w:p>
+    <w:p>
+      <w:pPr>
+        <w:spacing w:before="0" w:after="0"/>
+      </w:pPr>
+    </w:p>
+    <w:p>
+      <w:pPr>
+        <w:spacing w:before="0" w:after="0"/>
+      </w:pPr>
+    </w:p>
+    <w:p>
+      <w:pPr>
+        <w:spacing w:before="0" w:after="0"/>
+      </w:pPr>
+    </w:p>
+    <w:p>
+      <w:pPr>
+        <w:spacing w:before="0" w:after="0"/>
+      </w:pPr>
+    </w:p>
+    <w:p>
+      <w:pPr>
+        <w:spacing w:before="0" w:after="0"/>
+      </w:pPr>
+    </w:p>
+    <w:p>
+      <w:pPr>
+        <w:spacing w:before="0" w:after="0"/>
+      </w:pPr>
+    </w:p>
+    <w:p>
+      <w:pPr>
+        <w:spacing w:before="0" w:after="0"/>
+      </w:pPr>
+    </w:p>
+    <w:p>
+      <w:pPr>
         <w:spacing w:before="160" w:after="80"/>
       </w:pPr>
       <w:r>
@@ -17702,7 +19782,7 @@
         </w:rPr>
         <w:drawing>
           <wp:inline>
-            <wp:extent cx="3600000" cy="1277063"/>
+            <wp:extent cx="3600000" cy="1230000"/>
             <wp:effectExtent b="0" l="0" r="0" t="0"/>
             <wp:docPr descr="" title="" id="197" name="Picture"/>
             <a:graphic>
@@ -17723,7 +19803,7 @@
                   <pic:spPr bwMode="auto">
                     <a:xfrm>
                       <a:off x="0" y="0"/>
-                      <a:ext cx="3600000" cy="1277063"/>
+                      <a:ext cx="3600000" cy="1230000"/>
                     </a:xfrm>
                     <a:prstGeom prst="rect">
                       <a:avLst/>
@@ -17744,6 +19824,46 @@
     </w:p>
     <w:p>
       <w:pPr>
+        <w:spacing w:before="0" w:after="0"/>
+      </w:pPr>
+    </w:p>
+    <w:p>
+      <w:pPr>
+        <w:spacing w:before="0" w:after="0"/>
+      </w:pPr>
+    </w:p>
+    <w:p>
+      <w:pPr>
+        <w:spacing w:before="0" w:after="0"/>
+      </w:pPr>
+    </w:p>
+    <w:p>
+      <w:pPr>
+        <w:spacing w:before="0" w:after="0"/>
+      </w:pPr>
+    </w:p>
+    <w:p>
+      <w:pPr>
+        <w:spacing w:before="0" w:after="0"/>
+      </w:pPr>
+    </w:p>
+    <w:p>
+      <w:pPr>
+        <w:spacing w:before="0" w:after="0"/>
+      </w:pPr>
+    </w:p>
+    <w:p>
+      <w:pPr>
+        <w:spacing w:before="0" w:after="0"/>
+      </w:pPr>
+    </w:p>
+    <w:p>
+      <w:pPr>
+        <w:spacing w:before="0" w:after="0"/>
+      </w:pPr>
+    </w:p>
+    <w:p>
+      <w:pPr>
         <w:spacing w:before="160" w:after="80"/>
       </w:pPr>
       <w:r>
@@ -18097,7 +20217,7 @@
         </w:rPr>
         <w:drawing>
           <wp:inline>
-            <wp:extent cx="3600000" cy="591945"/>
+            <wp:extent cx="3600000" cy="586891"/>
             <wp:effectExtent b="0" l="0" r="0" t="0"/>
             <wp:docPr descr="" title="" id="201" name="Picture"/>
             <a:graphic>
@@ -18118,7 +20238,7 @@
                   <pic:spPr bwMode="auto">
                     <a:xfrm>
                       <a:off x="0" y="0"/>
-                      <a:ext cx="3600000" cy="591945"/>
+                      <a:ext cx="3600000" cy="586891"/>
                     </a:xfrm>
                     <a:prstGeom prst="rect">
                       <a:avLst/>
@@ -18230,7 +20350,7 @@
         </w:rPr>
         <w:drawing>
           <wp:inline>
-            <wp:extent cx="3600000" cy="1049165"/>
+            <wp:extent cx="3579975" cy="1049165"/>
             <wp:effectExtent b="0" l="0" r="0" t="0"/>
             <wp:docPr descr="" title="" id="204" name="Picture"/>
             <a:graphic>
@@ -18251,7 +20371,7 @@
                   <pic:spPr bwMode="auto">
                     <a:xfrm>
                       <a:off x="0" y="0"/>
-                      <a:ext cx="3600000" cy="1049165"/>
+                      <a:ext cx="3579975" cy="1049165"/>
                     </a:xfrm>
                     <a:prstGeom prst="rect">
                       <a:avLst/>
@@ -18269,6 +20389,46 @@
           </wp:inline>
         </w:drawing>
       </w:r>
+    </w:p>
+    <w:p>
+      <w:pPr>
+        <w:spacing w:before="0" w:after="0"/>
+      </w:pPr>
+    </w:p>
+    <w:p>
+      <w:pPr>
+        <w:spacing w:before="0" w:after="0"/>
+      </w:pPr>
+    </w:p>
+    <w:p>
+      <w:pPr>
+        <w:spacing w:before="0" w:after="0"/>
+      </w:pPr>
+    </w:p>
+    <w:p>
+      <w:pPr>
+        <w:spacing w:before="0" w:after="0"/>
+      </w:pPr>
+    </w:p>
+    <w:p>
+      <w:pPr>
+        <w:spacing w:before="0" w:after="0"/>
+      </w:pPr>
+    </w:p>
+    <w:p>
+      <w:pPr>
+        <w:spacing w:before="0" w:after="0"/>
+      </w:pPr>
+    </w:p>
+    <w:p>
+      <w:pPr>
+        <w:spacing w:before="0" w:after="0"/>
+      </w:pPr>
+    </w:p>
+    <w:p>
+      <w:pPr>
+        <w:spacing w:before="0" w:after="0"/>
+      </w:pPr>
     </w:p>
     <w:p>
       <w:pPr>
@@ -18663,6 +20823,31 @@
     </w:p>
     <w:p>
       <w:pPr>
+        <w:spacing w:before="0" w:after="0"/>
+      </w:pPr>
+    </w:p>
+    <w:p>
+      <w:pPr>
+        <w:spacing w:before="0" w:after="0"/>
+      </w:pPr>
+    </w:p>
+    <w:p>
+      <w:pPr>
+        <w:spacing w:before="0" w:after="0"/>
+      </w:pPr>
+    </w:p>
+    <w:p>
+      <w:pPr>
+        <w:spacing w:before="0" w:after="0"/>
+      </w:pPr>
+    </w:p>
+    <w:p>
+      <w:pPr>
+        <w:spacing w:before="0" w:after="0"/>
+      </w:pPr>
+    </w:p>
+    <w:p>
+      <w:pPr>
         <w:spacing w:before="160" w:after="80"/>
       </w:pPr>
       <w:r>
@@ -18880,7 +21065,7 @@
         </w:rPr>
         <w:drawing>
           <wp:inline>
-            <wp:extent cx="1800000" cy="2160000"/>
+            <wp:extent cx="1676842" cy="2160000"/>
             <wp:effectExtent b="0" l="0" r="0" t="0"/>
             <wp:docPr descr="" title="" id="218" name="Picture"/>
             <a:graphic>
@@ -18901,7 +21086,7 @@
                   <pic:spPr bwMode="auto">
                     <a:xfrm>
                       <a:off x="0" y="0"/>
-                      <a:ext cx="1800000" cy="2160000"/>
+                      <a:ext cx="1676842" cy="2160000"/>
                     </a:xfrm>
                     <a:prstGeom prst="rect">
                       <a:avLst/>
@@ -18943,7 +21128,7 @@
         </w:rPr>
         <w:drawing>
           <wp:inline>
-            <wp:extent cx="1800000" cy="2606896"/>
+            <wp:extent cx="1774442" cy="2606896"/>
             <wp:effectExtent b="0" l="0" r="0" t="0"/>
             <wp:docPr descr="" title="" id="221" name="Picture"/>
             <a:graphic>
@@ -18964,7 +21149,7 @@
                   <pic:spPr bwMode="auto">
                     <a:xfrm>
                       <a:off x="0" y="0"/>
-                      <a:ext cx="1800000" cy="2606896"/>
+                      <a:ext cx="1774442" cy="2606896"/>
                     </a:xfrm>
                     <a:prstGeom prst="rect">
                       <a:avLst/>
@@ -19006,7 +21191,7 @@
         </w:rPr>
         <w:drawing>
           <wp:inline>
-            <wp:extent cx="1800000" cy="2984210"/>
+            <wp:extent cx="1666184" cy="2984210"/>
             <wp:effectExtent b="0" l="0" r="0" t="0"/>
             <wp:docPr descr="" title="" id="224" name="Picture"/>
             <a:graphic>
@@ -19027,7 +21212,7 @@
                   <pic:spPr bwMode="auto">
                     <a:xfrm>
                       <a:off x="0" y="0"/>
-                      <a:ext cx="1800000" cy="2984210"/>
+                      <a:ext cx="1666184" cy="2984210"/>
                     </a:xfrm>
                     <a:prstGeom prst="rect">
                       <a:avLst/>
@@ -19069,7 +21254,7 @@
         </w:rPr>
         <w:drawing>
           <wp:inline>
-            <wp:extent cx="1955800" cy="1181100"/>
+            <wp:extent cx="1955800" cy="1110049"/>
             <wp:effectExtent b="0" l="0" r="0" t="0"/>
             <wp:docPr descr="" title="" id="227" name="Picture"/>
             <a:graphic>
@@ -19090,7 +21275,7 @@
                   <pic:spPr bwMode="auto">
                     <a:xfrm>
                       <a:off x="0" y="0"/>
-                      <a:ext cx="1955800" cy="1181100"/>
+                      <a:ext cx="1955800" cy="1110049"/>
                     </a:xfrm>
                     <a:prstGeom prst="rect">
                       <a:avLst/>
@@ -19132,7 +21317,7 @@
         </w:rPr>
         <w:drawing>
           <wp:inline>
-            <wp:extent cx="1800000" cy="2326153"/>
+            <wp:extent cx="1759526" cy="2326153"/>
             <wp:effectExtent b="0" l="0" r="0" t="0"/>
             <wp:docPr descr="" title="" id="230" name="Picture"/>
             <a:graphic>
@@ -19153,7 +21338,7 @@
                   <pic:spPr bwMode="auto">
                     <a:xfrm>
                       <a:off x="0" y="0"/>
-                      <a:ext cx="1800000" cy="2326153"/>
+                      <a:ext cx="1759526" cy="2326153"/>
                     </a:xfrm>
                     <a:prstGeom prst="rect">
                       <a:avLst/>
@@ -19309,6 +21494,31 @@
         </w:rPr>
         <w:t>。</w:t>
       </w:r>
+    </w:p>
+    <w:p>
+      <w:pPr>
+        <w:spacing w:before="0" w:after="0"/>
+      </w:pPr>
+    </w:p>
+    <w:p>
+      <w:pPr>
+        <w:spacing w:before="0" w:after="0"/>
+      </w:pPr>
+    </w:p>
+    <w:p>
+      <w:pPr>
+        <w:spacing w:before="0" w:after="0"/>
+      </w:pPr>
+    </w:p>
+    <w:p>
+      <w:pPr>
+        <w:spacing w:before="0" w:after="0"/>
+      </w:pPr>
+    </w:p>
+    <w:p>
+      <w:pPr>
+        <w:spacing w:before="0" w:after="0"/>
+      </w:pPr>
     </w:p>
     <w:p>
       <w:pPr>
@@ -19504,7 +21714,7 @@
         </w:rPr>
         <w:drawing>
           <wp:inline>
-            <wp:extent cx="3600000" cy="1194989"/>
+            <wp:extent cx="3600000" cy="1184906"/>
             <wp:effectExtent b="0" l="0" r="0" t="0"/>
             <wp:docPr descr="" title="" id="237" name="Picture"/>
             <a:graphic>
@@ -19525,7 +21735,7 @@
                   <pic:spPr bwMode="auto">
                     <a:xfrm>
                       <a:off x="0" y="0"/>
-                      <a:ext cx="3600000" cy="1194989"/>
+                      <a:ext cx="3600000" cy="1184906"/>
                     </a:xfrm>
                     <a:prstGeom prst="rect">
                       <a:avLst/>
@@ -19579,7 +21789,7 @@
         </w:rPr>
         <w:drawing>
           <wp:inline>
-            <wp:extent cx="3600000" cy="895462"/>
+            <wp:extent cx="3600000" cy="890909"/>
             <wp:effectExtent b="0" l="0" r="0" t="0"/>
             <wp:docPr descr="" title="" id="240" name="Picture"/>
             <a:graphic>
@@ -19600,7 +21810,7 @@
                   <pic:spPr bwMode="auto">
                     <a:xfrm>
                       <a:off x="0" y="0"/>
-                      <a:ext cx="3600000" cy="895462"/>
+                      <a:ext cx="3600000" cy="890909"/>
                     </a:xfrm>
                     <a:prstGeom prst="rect">
                       <a:avLst/>
@@ -19719,7 +21929,7 @@
         </w:rPr>
         <w:drawing>
           <wp:inline>
-            <wp:extent cx="3600000" cy="534374"/>
+            <wp:extent cx="3600000" cy="529412"/>
             <wp:effectExtent b="0" l="0" r="0" t="0"/>
             <wp:docPr descr="" title="" id="243" name="Picture"/>
             <a:graphic>
@@ -19740,7 +21950,7 @@
                   <pic:spPr bwMode="auto">
                     <a:xfrm>
                       <a:off x="0" y="0"/>
-                      <a:ext cx="3600000" cy="534374"/>
+                      <a:ext cx="3600000" cy="529412"/>
                     </a:xfrm>
                     <a:prstGeom prst="rect">
                       <a:avLst/>
@@ -19930,7 +22140,7 @@
         </w:rPr>
         <w:drawing>
           <wp:inline>
-            <wp:extent cx="3600000" cy="1334831"/>
+            <wp:extent cx="3600000" cy="1298864"/>
             <wp:effectExtent b="0" l="0" r="0" t="0"/>
             <wp:docPr descr="" title="" id="246" name="Picture"/>
             <a:graphic>
@@ -19951,7 +22161,7 @@
                   <pic:spPr bwMode="auto">
                     <a:xfrm>
                       <a:off x="0" y="0"/>
-                      <a:ext cx="3600000" cy="1334831"/>
+                      <a:ext cx="3600000" cy="1298864"/>
                     </a:xfrm>
                     <a:prstGeom prst="rect">
                       <a:avLst/>
@@ -20075,6 +22285,46 @@
         </w:rPr>
         <w:t>。</w:t>
       </w:r>
+    </w:p>
+    <w:p>
+      <w:pPr>
+        <w:spacing w:before="0" w:after="0"/>
+      </w:pPr>
+    </w:p>
+    <w:p>
+      <w:pPr>
+        <w:spacing w:before="0" w:after="0"/>
+      </w:pPr>
+    </w:p>
+    <w:p>
+      <w:pPr>
+        <w:spacing w:before="0" w:after="0"/>
+      </w:pPr>
+    </w:p>
+    <w:p>
+      <w:pPr>
+        <w:spacing w:before="0" w:after="0"/>
+      </w:pPr>
+    </w:p>
+    <w:p>
+      <w:pPr>
+        <w:spacing w:before="0" w:after="0"/>
+      </w:pPr>
+    </w:p>
+    <w:p>
+      <w:pPr>
+        <w:spacing w:before="0" w:after="0"/>
+      </w:pPr>
+    </w:p>
+    <w:p>
+      <w:pPr>
+        <w:spacing w:before="0" w:after="0"/>
+      </w:pPr>
+    </w:p>
+    <w:p>
+      <w:pPr>
+        <w:spacing w:before="0" w:after="0"/>
+      </w:pPr>
     </w:p>
     <w:p>
       <w:pPr>
@@ -20710,6 +22960,46 @@
     </w:p>
     <w:p>
       <w:pPr>
+        <w:spacing w:before="0" w:after="0"/>
+      </w:pPr>
+    </w:p>
+    <w:p>
+      <w:pPr>
+        <w:spacing w:before="0" w:after="0"/>
+      </w:pPr>
+    </w:p>
+    <w:p>
+      <w:pPr>
+        <w:spacing w:before="0" w:after="0"/>
+      </w:pPr>
+    </w:p>
+    <w:p>
+      <w:pPr>
+        <w:spacing w:before="0" w:after="0"/>
+      </w:pPr>
+    </w:p>
+    <w:p>
+      <w:pPr>
+        <w:spacing w:before="0" w:after="0"/>
+      </w:pPr>
+    </w:p>
+    <w:p>
+      <w:pPr>
+        <w:spacing w:before="0" w:after="0"/>
+      </w:pPr>
+    </w:p>
+    <w:p>
+      <w:pPr>
+        <w:spacing w:before="0" w:after="0"/>
+      </w:pPr>
+    </w:p>
+    <w:p>
+      <w:pPr>
+        <w:spacing w:before="0" w:after="0"/>
+      </w:pPr>
+    </w:p>
+    <w:p>
+      <w:pPr>
         <w:spacing w:before="160" w:after="80"/>
       </w:pPr>
       <w:r>
@@ -21024,6 +23314,46 @@
     </w:p>
     <w:p>
       <w:pPr>
+        <w:spacing w:before="0" w:after="0"/>
+      </w:pPr>
+    </w:p>
+    <w:p>
+      <w:pPr>
+        <w:spacing w:before="0" w:after="0"/>
+      </w:pPr>
+    </w:p>
+    <w:p>
+      <w:pPr>
+        <w:spacing w:before="0" w:after="0"/>
+      </w:pPr>
+    </w:p>
+    <w:p>
+      <w:pPr>
+        <w:spacing w:before="0" w:after="0"/>
+      </w:pPr>
+    </w:p>
+    <w:p>
+      <w:pPr>
+        <w:spacing w:before="0" w:after="0"/>
+      </w:pPr>
+    </w:p>
+    <w:p>
+      <w:pPr>
+        <w:spacing w:before="0" w:after="0"/>
+      </w:pPr>
+    </w:p>
+    <w:p>
+      <w:pPr>
+        <w:spacing w:before="0" w:after="0"/>
+      </w:pPr>
+    </w:p>
+    <w:p>
+      <w:pPr>
+        <w:spacing w:before="0" w:after="0"/>
+      </w:pPr>
+    </w:p>
+    <w:p>
+      <w:pPr>
         <w:spacing w:before="160" w:after="80"/>
       </w:pPr>
       <w:r>
@@ -21276,6 +23606,31 @@
     </w:p>
     <w:p>
       <w:pPr>
+        <w:spacing w:before="0" w:after="0"/>
+      </w:pPr>
+    </w:p>
+    <w:p>
+      <w:pPr>
+        <w:spacing w:before="0" w:after="0"/>
+      </w:pPr>
+    </w:p>
+    <w:p>
+      <w:pPr>
+        <w:spacing w:before="0" w:after="0"/>
+      </w:pPr>
+    </w:p>
+    <w:p>
+      <w:pPr>
+        <w:spacing w:before="0" w:after="0"/>
+      </w:pPr>
+    </w:p>
+    <w:p>
+      <w:pPr>
+        <w:spacing w:before="0" w:after="0"/>
+      </w:pPr>
+    </w:p>
+    <w:p>
+      <w:pPr>
         <w:spacing w:before="160" w:after="80"/>
       </w:pPr>
       <w:r>
@@ -21586,6 +23941,31 @@
     </w:p>
     <w:p>
       <w:pPr>
+        <w:spacing w:before="0" w:after="0"/>
+      </w:pPr>
+    </w:p>
+    <w:p>
+      <w:pPr>
+        <w:spacing w:before="0" w:after="0"/>
+      </w:pPr>
+    </w:p>
+    <w:p>
+      <w:pPr>
+        <w:spacing w:before="0" w:after="0"/>
+      </w:pPr>
+    </w:p>
+    <w:p>
+      <w:pPr>
+        <w:spacing w:before="0" w:after="0"/>
+      </w:pPr>
+    </w:p>
+    <w:p>
+      <w:pPr>
+        <w:spacing w:before="0" w:after="0"/>
+      </w:pPr>
+    </w:p>
+    <w:p>
+      <w:pPr>
         <w:spacing w:before="160" w:after="80"/>
       </w:pPr>
       <w:r>
@@ -21915,6 +24295,46 @@
         </w:rPr>
         <w:t>）？</w:t>
       </w:r>
+    </w:p>
+    <w:p>
+      <w:pPr>
+        <w:spacing w:before="0" w:after="0"/>
+      </w:pPr>
+    </w:p>
+    <w:p>
+      <w:pPr>
+        <w:spacing w:before="0" w:after="0"/>
+      </w:pPr>
+    </w:p>
+    <w:p>
+      <w:pPr>
+        <w:spacing w:before="0" w:after="0"/>
+      </w:pPr>
+    </w:p>
+    <w:p>
+      <w:pPr>
+        <w:spacing w:before="0" w:after="0"/>
+      </w:pPr>
+    </w:p>
+    <w:p>
+      <w:pPr>
+        <w:spacing w:before="0" w:after="0"/>
+      </w:pPr>
+    </w:p>
+    <w:p>
+      <w:pPr>
+        <w:spacing w:before="0" w:after="0"/>
+      </w:pPr>
+    </w:p>
+    <w:p>
+      <w:pPr>
+        <w:spacing w:before="0" w:after="0"/>
+      </w:pPr>
+    </w:p>
+    <w:p>
+      <w:pPr>
+        <w:spacing w:before="0" w:after="0"/>
+      </w:pPr>
     </w:p>
     <w:p>
       <w:pPr>
@@ -22694,6 +25114,31 @@
     </w:p>
     <w:p>
       <w:pPr>
+        <w:spacing w:before="0" w:after="0"/>
+      </w:pPr>
+    </w:p>
+    <w:p>
+      <w:pPr>
+        <w:spacing w:before="0" w:after="0"/>
+      </w:pPr>
+    </w:p>
+    <w:p>
+      <w:pPr>
+        <w:spacing w:before="0" w:after="0"/>
+      </w:pPr>
+    </w:p>
+    <w:p>
+      <w:pPr>
+        <w:spacing w:before="0" w:after="0"/>
+      </w:pPr>
+    </w:p>
+    <w:p>
+      <w:pPr>
+        <w:spacing w:before="0" w:after="0"/>
+      </w:pPr>
+    </w:p>
+    <w:p>
+      <w:pPr>
         <w:spacing w:before="160" w:after="80"/>
       </w:pPr>
       <w:r>
@@ -23018,6 +25463,31 @@
     </w:p>
     <w:p>
       <w:pPr>
+        <w:spacing w:before="0" w:after="0"/>
+      </w:pPr>
+    </w:p>
+    <w:p>
+      <w:pPr>
+        <w:spacing w:before="0" w:after="0"/>
+      </w:pPr>
+    </w:p>
+    <w:p>
+      <w:pPr>
+        <w:spacing w:before="0" w:after="0"/>
+      </w:pPr>
+    </w:p>
+    <w:p>
+      <w:pPr>
+        <w:spacing w:before="0" w:after="0"/>
+      </w:pPr>
+    </w:p>
+    <w:p>
+      <w:pPr>
+        <w:spacing w:before="0" w:after="0"/>
+      </w:pPr>
+    </w:p>
+    <w:p>
+      <w:pPr>
         <w:spacing w:before="160" w:after="80"/>
       </w:pPr>
       <w:r>
@@ -23234,6 +25704,31 @@
         </w:rPr>
         <w:t>。</w:t>
       </w:r>
+    </w:p>
+    <w:p>
+      <w:pPr>
+        <w:spacing w:before="0" w:after="0"/>
+      </w:pPr>
+    </w:p>
+    <w:p>
+      <w:pPr>
+        <w:spacing w:before="0" w:after="0"/>
+      </w:pPr>
+    </w:p>
+    <w:p>
+      <w:pPr>
+        <w:spacing w:before="0" w:after="0"/>
+      </w:pPr>
+    </w:p>
+    <w:p>
+      <w:pPr>
+        <w:spacing w:before="0" w:after="0"/>
+      </w:pPr>
+    </w:p>
+    <w:p>
+      <w:pPr>
+        <w:spacing w:before="0" w:after="0"/>
+      </w:pPr>
     </w:p>
     <w:p>
       <w:pPr>
@@ -23617,6 +26112,46 @@
     </w:p>
     <w:p>
       <w:pPr>
+        <w:spacing w:before="0" w:after="0"/>
+      </w:pPr>
+    </w:p>
+    <w:p>
+      <w:pPr>
+        <w:spacing w:before="0" w:after="0"/>
+      </w:pPr>
+    </w:p>
+    <w:p>
+      <w:pPr>
+        <w:spacing w:before="0" w:after="0"/>
+      </w:pPr>
+    </w:p>
+    <w:p>
+      <w:pPr>
+        <w:spacing w:before="0" w:after="0"/>
+      </w:pPr>
+    </w:p>
+    <w:p>
+      <w:pPr>
+        <w:spacing w:before="0" w:after="0"/>
+      </w:pPr>
+    </w:p>
+    <w:p>
+      <w:pPr>
+        <w:spacing w:before="0" w:after="0"/>
+      </w:pPr>
+    </w:p>
+    <w:p>
+      <w:pPr>
+        <w:spacing w:before="0" w:after="0"/>
+      </w:pPr>
+    </w:p>
+    <w:p>
+      <w:pPr>
+        <w:spacing w:before="0" w:after="0"/>
+      </w:pPr>
+    </w:p>
+    <w:p>
+      <w:pPr>
         <w:spacing w:before="160" w:after="80"/>
       </w:pPr>
       <w:r>
@@ -23929,6 +26464,31 @@
         </w:rPr>
         <w:t>。</w:t>
       </w:r>
+    </w:p>
+    <w:p>
+      <w:pPr>
+        <w:spacing w:before="0" w:after="0"/>
+      </w:pPr>
+    </w:p>
+    <w:p>
+      <w:pPr>
+        <w:spacing w:before="0" w:after="0"/>
+      </w:pPr>
+    </w:p>
+    <w:p>
+      <w:pPr>
+        <w:spacing w:before="0" w:after="0"/>
+      </w:pPr>
+    </w:p>
+    <w:p>
+      <w:pPr>
+        <w:spacing w:before="0" w:after="0"/>
+      </w:pPr>
+    </w:p>
+    <w:p>
+      <w:pPr>
+        <w:spacing w:before="0" w:after="0"/>
+      </w:pPr>
     </w:p>
     <w:p>
       <w:pPr>
@@ -24305,6 +26865,46 @@
     </w:p>
     <w:p>
       <w:pPr>
+        <w:spacing w:before="0" w:after="0"/>
+      </w:pPr>
+    </w:p>
+    <w:p>
+      <w:pPr>
+        <w:spacing w:before="0" w:after="0"/>
+      </w:pPr>
+    </w:p>
+    <w:p>
+      <w:pPr>
+        <w:spacing w:before="0" w:after="0"/>
+      </w:pPr>
+    </w:p>
+    <w:p>
+      <w:pPr>
+        <w:spacing w:before="0" w:after="0"/>
+      </w:pPr>
+    </w:p>
+    <w:p>
+      <w:pPr>
+        <w:spacing w:before="0" w:after="0"/>
+      </w:pPr>
+    </w:p>
+    <w:p>
+      <w:pPr>
+        <w:spacing w:before="0" w:after="0"/>
+      </w:pPr>
+    </w:p>
+    <w:p>
+      <w:pPr>
+        <w:spacing w:before="0" w:after="0"/>
+      </w:pPr>
+    </w:p>
+    <w:p>
+      <w:pPr>
+        <w:spacing w:before="0" w:after="0"/>
+      </w:pPr>
+    </w:p>
+    <w:p>
+      <w:pPr>
         <w:spacing w:before="160" w:after="80"/>
       </w:pPr>
       <w:r>
@@ -24659,6 +27259,46 @@
           </wp:inline>
         </w:drawing>
       </w:r>
+    </w:p>
+    <w:p>
+      <w:pPr>
+        <w:spacing w:before="0" w:after="0"/>
+      </w:pPr>
+    </w:p>
+    <w:p>
+      <w:pPr>
+        <w:spacing w:before="0" w:after="0"/>
+      </w:pPr>
+    </w:p>
+    <w:p>
+      <w:pPr>
+        <w:spacing w:before="0" w:after="0"/>
+      </w:pPr>
+    </w:p>
+    <w:p>
+      <w:pPr>
+        <w:spacing w:before="0" w:after="0"/>
+      </w:pPr>
+    </w:p>
+    <w:p>
+      <w:pPr>
+        <w:spacing w:before="0" w:after="0"/>
+      </w:pPr>
+    </w:p>
+    <w:p>
+      <w:pPr>
+        <w:spacing w:before="0" w:after="0"/>
+      </w:pPr>
+    </w:p>
+    <w:p>
+      <w:pPr>
+        <w:spacing w:before="0" w:after="0"/>
+      </w:pPr>
+    </w:p>
+    <w:p>
+      <w:pPr>
+        <w:spacing w:before="0" w:after="0"/>
+      </w:pPr>
     </w:p>
     <w:p>
       <w:pPr>

--- a/00-首页/题组Word/习题书/第三篇-有机化学/11-反应机理与推断-学生版.docx
+++ b/00-首页/题组Word/习题书/第三篇-有机化学/11-反应机理与推断-学生版.docx
@@ -8199,7 +8199,7 @@
         <m:sSup>
           <m:e>
             <m:r>
-              <m:t>​</m:t>
+              <m:t xml:space="preserve"> </m:t>
             </m:r>
           </m:e>
           <m:sup>
@@ -8334,7 +8334,7 @@
         <m:sSup>
           <m:e>
             <m:r>
-              <m:t>​</m:t>
+              <m:t xml:space="preserve"> </m:t>
             </m:r>
           </m:e>
           <m:sup>
@@ -8381,7 +8381,7 @@
         <m:sSup>
           <m:e>
             <m:r>
-              <m:t>​</m:t>
+              <m:t xml:space="preserve"> </m:t>
             </m:r>
           </m:e>
           <m:sup>

--- a/00-首页/题组Word/习题书/第三篇-有机化学/11-反应机理与推断-学生版.docx
+++ b/00-首页/题组Word/习题书/第三篇-有机化学/11-反应机理与推断-学生版.docx
@@ -6535,6 +6535,14 @@
       <w:tblPr>
         <w:tblStyle w:val="Table"/>
         <w:tblW w:type="auto" w:w="0"/>
+        <w:tblBorders>
+          <w:top w:val="single" w:sz="12" w:space="0" w:color="000000"/>
+          <w:left w:val="none" w:sz="0" w:space="0" w:color="auto"/>
+          <w:bottom w:val="single" w:sz="12" w:space="0" w:color="000000"/>
+          <w:right w:val="none" w:sz="0" w:space="0" w:color="auto"/>
+          <w:insideH w:val="none" w:sz="0" w:space="0" w:color="auto"/>
+          <w:insideV w:val="none" w:sz="0" w:space="0" w:color="auto"/>
+        </w:tblBorders>
         <w:tblLook w:firstRow="1" w:lastRow="0" w:firstColumn="0" w:lastColumn="0" w:noHBand="0" w:noVBand="0" w:val="0020"/>
       </w:tblPr>
       <w:tblGrid>
@@ -6552,7 +6560,11 @@
           <w:tblHeader w:val="on"/>
         </w:trPr>
         <w:tc>
-          <w:tcPr/>
+          <w:tcPr>
+            <w:tcBorders>
+              <w:bottom w:val="single" w:sz="8" w:space="0" w:color="000000"/>
+            </w:tcBorders>
+          </w:tcPr>
           <w:p>
             <w:pPr>
               <w:pStyle w:val="Compact"/>
@@ -6568,7 +6580,11 @@
           </w:p>
         </w:tc>
         <w:tc>
-          <w:tcPr/>
+          <w:tcPr>
+            <w:tcBorders>
+              <w:bottom w:val="single" w:sz="8" w:space="0" w:color="000000"/>
+            </w:tcBorders>
+          </w:tcPr>
           <w:p>
             <w:pPr>
               <w:pStyle w:val="Compact"/>
@@ -6584,7 +6600,11 @@
           </w:p>
         </w:tc>
         <w:tc>
-          <w:tcPr/>
+          <w:tcPr>
+            <w:tcBorders>
+              <w:bottom w:val="single" w:sz="8" w:space="0" w:color="000000"/>
+            </w:tcBorders>
+          </w:tcPr>
           <w:p>
             <w:pPr>
               <w:pStyle w:val="Compact"/>
@@ -6600,7 +6620,11 @@
           </w:p>
         </w:tc>
         <w:tc>
-          <w:tcPr/>
+          <w:tcPr>
+            <w:tcBorders>
+              <w:bottom w:val="single" w:sz="8" w:space="0" w:color="000000"/>
+            </w:tcBorders>
+          </w:tcPr>
           <w:p>
             <w:pPr>
               <w:pStyle w:val="Compact"/>
@@ -6616,7 +6640,11 @@
           </w:p>
         </w:tc>
         <w:tc>
-          <w:tcPr/>
+          <w:tcPr>
+            <w:tcBorders>
+              <w:bottom w:val="single" w:sz="8" w:space="0" w:color="000000"/>
+            </w:tcBorders>
+          </w:tcPr>
           <w:p>
             <w:pPr>
               <w:pStyle w:val="Compact"/>
@@ -6632,7 +6660,11 @@
           </w:p>
         </w:tc>
         <w:tc>
-          <w:tcPr/>
+          <w:tcPr>
+            <w:tcBorders>
+              <w:bottom w:val="single" w:sz="8" w:space="0" w:color="000000"/>
+            </w:tcBorders>
+          </w:tcPr>
           <w:p>
             <w:pPr>
               <w:pStyle w:val="Compact"/>
@@ -6648,7 +6680,11 @@
           </w:p>
         </w:tc>
         <w:tc>
-          <w:tcPr/>
+          <w:tcPr>
+            <w:tcBorders>
+              <w:bottom w:val="single" w:sz="8" w:space="0" w:color="000000"/>
+            </w:tcBorders>
+          </w:tcPr>
           <w:p>
             <w:pPr>
               <w:pStyle w:val="Compact"/>
@@ -6664,7 +6700,11 @@
           </w:p>
         </w:tc>
         <w:tc>
-          <w:tcPr/>
+          <w:tcPr>
+            <w:tcBorders>
+              <w:bottom w:val="single" w:sz="8" w:space="0" w:color="000000"/>
+            </w:tcBorders>
+          </w:tcPr>
           <w:p>
             <w:pPr>
               <w:pStyle w:val="Compact"/>
@@ -28662,7 +28702,7 @@
     <ns0:rPr>
       <ns0:rFonts ns0:ascii="Times New Roman" ns0:cs="Times New Roman" ns0:eastAsia="SimHei" ns0:hAnsi="Times New Roman"/>
       <ns0:b/>
-      <ns0:color ns0:val="17324D"/>
+      <ns0:color ns0:val="000000"/>
       <ns0:sz ns0:val="44"/>
       <ns0:szCs ns0:val="56"/>
     </ns0:rPr>
@@ -28804,7 +28844,7 @@
     <ns0:rPr>
       <ns0:rFonts ns0:ascii="Times New Roman" ns0:cs="Times New Roman" ns0:eastAsia="SimHei" ns0:hAnsi="Times New Roman"/>
       <ns0:b/>
-      <ns0:color ns0:val="17324D"/>
+      <ns0:color ns0:val="000000"/>
       <ns0:sz ns0:val="32"/>
       <ns0:szCs ns0:val="40"/>
     </ns0:rPr>
@@ -28828,7 +28868,7 @@
     <ns0:rPr>
       <ns0:rFonts ns0:ascii="Times New Roman" ns0:cs="Times New Roman" ns0:eastAsia="SimHei" ns0:hAnsi="Times New Roman"/>
       <ns0:b/>
-      <ns0:color ns0:val="17324D"/>
+      <ns0:color ns0:val="000000"/>
       <ns0:sz ns0:val="28"/>
       <ns0:szCs ns0:val="32"/>
     </ns0:rPr>
@@ -28852,7 +28892,7 @@
     <ns0:rPr>
       <ns0:rFonts ns0:ascii="Times New Roman" ns0:cs="Times New Roman" ns0:eastAsia="SimHei" ns0:hAnsi="Times New Roman"/>
       <ns0:b/>
-      <ns0:color ns0:val="17324D"/>
+      <ns0:color ns0:val="000000"/>
       <ns0:sz ns0:val="25"/>
       <ns0:szCs ns0:val="28"/>
     </ns0:rPr>
